--- a/docs/antigas/Lista02-2026.docx
+++ b/docs/antigas/Lista02-2026.docx
@@ -928,31 +928,27 @@
         <w:ind w:left="425" w:hanging="425"/>
         <w:rPr>
           <w:rFonts w:ascii="Book Antiqua" w:hAnsi="Book Antiqua"/>
-          <w:sz w:val="22"/>
-          <w:szCs w:val="22"/>
-        </w:rPr>
-      </w:pPr>
-      <w:r>
-        <w:rPr>
-          <w:rFonts w:ascii="Book Antiqua" w:hAnsi="Book Antiqua"/>
-          <w:sz w:val="22"/>
-          <w:szCs w:val="22"/>
+          <w:sz w:val="20"/>
+        </w:rPr>
+      </w:pPr>
+      <w:r>
+        <w:rPr>
+          <w:rFonts w:ascii="Book Antiqua" w:hAnsi="Book Antiqua"/>
+          <w:sz w:val="20"/>
         </w:rPr>
         <w:t>1</w:t>
       </w:r>
       <w:r>
         <w:rPr>
           <w:rFonts w:ascii="Book Antiqua" w:hAnsi="Book Antiqua"/>
-          <w:sz w:val="22"/>
-          <w:szCs w:val="22"/>
+          <w:sz w:val="20"/>
         </w:rPr>
         <w:t>)</w:t>
       </w:r>
       <w:r>
         <w:rPr>
           <w:rFonts w:ascii="Book Antiqua" w:hAnsi="Book Antiqua"/>
-          <w:sz w:val="22"/>
-          <w:szCs w:val="22"/>
+          <w:sz w:val="20"/>
         </w:rPr>
         <w:tab/>
         <w:t xml:space="preserve">Os dados abaixo </w:t>
@@ -960,56 +956,42 @@
       <w:r>
         <w:rPr>
           <w:rFonts w:ascii="Book Antiqua" w:hAnsi="Book Antiqua"/>
-          <w:sz w:val="22"/>
-          <w:szCs w:val="22"/>
+          <w:sz w:val="20"/>
         </w:rPr>
         <w:t>se referem</w:t>
       </w:r>
       <w:r>
         <w:rPr>
           <w:rFonts w:ascii="Book Antiqua" w:hAnsi="Book Antiqua"/>
-          <w:sz w:val="22"/>
-          <w:szCs w:val="22"/>
+          <w:sz w:val="20"/>
         </w:rPr>
         <w:t xml:space="preserve"> </w:t>
       </w:r>
       <w:r>
         <w:rPr>
           <w:rFonts w:ascii="Book Antiqua" w:hAnsi="Book Antiqua"/>
-          <w:sz w:val="22"/>
-          <w:szCs w:val="22"/>
-        </w:rPr>
-        <w:t xml:space="preserve">ao </w:t>
-      </w:r>
-      <w:r>
-        <w:rPr>
-          <w:rFonts w:ascii="Book Antiqua" w:hAnsi="Book Antiqua"/>
-          <w:sz w:val="22"/>
-          <w:szCs w:val="22"/>
-        </w:rPr>
-        <w:t>diâmetro à altura do peito (DAP)</w:t>
-      </w:r>
-      <w:r>
-        <w:rPr>
-          <w:rFonts w:ascii="Book Antiqua" w:hAnsi="Book Antiqua"/>
-          <w:sz w:val="22"/>
-          <w:szCs w:val="22"/>
+          <w:sz w:val="20"/>
+        </w:rPr>
+        <w:t>ao diâmetro à altura do peito (DAP)</w:t>
+      </w:r>
+      <w:r>
+        <w:rPr>
+          <w:rFonts w:ascii="Book Antiqua" w:hAnsi="Book Antiqua"/>
+          <w:sz w:val="20"/>
         </w:rPr>
         <w:t xml:space="preserve">, em cm, de uma amostra de 50 </w:t>
       </w:r>
       <w:r>
         <w:rPr>
           <w:rFonts w:ascii="Book Antiqua" w:hAnsi="Book Antiqua"/>
-          <w:sz w:val="22"/>
-          <w:szCs w:val="22"/>
+          <w:sz w:val="20"/>
         </w:rPr>
         <w:t>árvores de eucalipto</w:t>
       </w:r>
       <w:r>
         <w:rPr>
           <w:rFonts w:ascii="Book Antiqua" w:hAnsi="Book Antiqua"/>
-          <w:sz w:val="22"/>
-          <w:szCs w:val="22"/>
+          <w:sz w:val="20"/>
         </w:rPr>
         <w:t xml:space="preserve">. </w:t>
       </w:r>
@@ -1024,14 +1006,12 @@
         <w:rPr>
           <w:rFonts w:ascii="Book Antiqua" w:hAnsi="Book Antiqua"/>
           <w:sz w:val="20"/>
-          <w:szCs w:val="22"/>
-        </w:rPr>
-      </w:pPr>
-      <w:r>
-        <w:rPr>
-          <w:rFonts w:ascii="Book Antiqua" w:hAnsi="Book Antiqua"/>
-          <w:sz w:val="20"/>
-          <w:szCs w:val="22"/>
+        </w:rPr>
+      </w:pPr>
+      <w:r>
+        <w:rPr>
+          <w:rFonts w:ascii="Book Antiqua" w:hAnsi="Book Antiqua"/>
+          <w:sz w:val="20"/>
         </w:rPr>
         <w:t>23     32     16     19     17     19     32     34     26     28</w:t>
       </w:r>
@@ -1039,9 +1019,8 @@
         <w:rPr>
           <w:rFonts w:ascii="Book Antiqua" w:hAnsi="Book Antiqua"/>
           <w:sz w:val="20"/>
-          <w:szCs w:val="22"/>
-        </w:rPr>
-        <w:t xml:space="preserve">     </w:t>
+        </w:rPr>
+        <w:t xml:space="preserve"> </w:t>
       </w:r>
     </w:p>
     <w:p>
@@ -1054,14 +1033,12 @@
         <w:rPr>
           <w:rFonts w:ascii="Book Antiqua" w:hAnsi="Book Antiqua"/>
           <w:sz w:val="20"/>
-          <w:szCs w:val="22"/>
-        </w:rPr>
-      </w:pPr>
-      <w:r>
-        <w:rPr>
-          <w:rFonts w:ascii="Book Antiqua" w:hAnsi="Book Antiqua"/>
-          <w:sz w:val="20"/>
-          <w:szCs w:val="22"/>
+        </w:rPr>
+      </w:pPr>
+      <w:r>
+        <w:rPr>
+          <w:rFonts w:ascii="Book Antiqua" w:hAnsi="Book Antiqua"/>
+          <w:sz w:val="20"/>
         </w:rPr>
         <w:t>28     21     28     27     24     34     24     20     33     29</w:t>
       </w:r>
@@ -1069,9 +1046,8 @@
         <w:rPr>
           <w:rFonts w:ascii="Book Antiqua" w:hAnsi="Book Antiqua"/>
           <w:sz w:val="20"/>
-          <w:szCs w:val="22"/>
-        </w:rPr>
-        <w:t xml:space="preserve">     </w:t>
+        </w:rPr>
+        <w:t xml:space="preserve"> </w:t>
       </w:r>
     </w:p>
     <w:p>
@@ -1084,14 +1060,12 @@
         <w:rPr>
           <w:rFonts w:ascii="Book Antiqua" w:hAnsi="Book Antiqua"/>
           <w:sz w:val="20"/>
-          <w:szCs w:val="22"/>
-        </w:rPr>
-      </w:pPr>
-      <w:r>
-        <w:rPr>
-          <w:rFonts w:ascii="Book Antiqua" w:hAnsi="Book Antiqua"/>
-          <w:sz w:val="20"/>
-          <w:szCs w:val="22"/>
+        </w:rPr>
+      </w:pPr>
+      <w:r>
+        <w:rPr>
+          <w:rFonts w:ascii="Book Antiqua" w:hAnsi="Book Antiqua"/>
+          <w:sz w:val="20"/>
         </w:rPr>
         <w:t>33     38     32     40     24     27     33     26     45     30</w:t>
       </w:r>
@@ -1106,14 +1080,12 @@
         <w:rPr>
           <w:rFonts w:ascii="Book Antiqua" w:hAnsi="Book Antiqua"/>
           <w:sz w:val="20"/>
-          <w:szCs w:val="22"/>
-        </w:rPr>
-      </w:pPr>
-      <w:r>
-        <w:rPr>
-          <w:rFonts w:ascii="Book Antiqua" w:hAnsi="Book Antiqua"/>
-          <w:sz w:val="20"/>
-          <w:szCs w:val="22"/>
+        </w:rPr>
+      </w:pPr>
+      <w:r>
+        <w:rPr>
+          <w:rFonts w:ascii="Book Antiqua" w:hAnsi="Book Antiqua"/>
+          <w:sz w:val="20"/>
         </w:rPr>
         <w:t>28     29     34     15     36     20     31     29     29     16</w:t>
       </w:r>
@@ -1121,9 +1093,8 @@
         <w:rPr>
           <w:rFonts w:ascii="Book Antiqua" w:hAnsi="Book Antiqua"/>
           <w:sz w:val="20"/>
-          <w:szCs w:val="22"/>
-        </w:rPr>
-        <w:t xml:space="preserve">     </w:t>
+        </w:rPr>
+        <w:t xml:space="preserve"> </w:t>
       </w:r>
     </w:p>
     <w:p>
@@ -1136,14 +1107,12 @@
         <w:rPr>
           <w:rFonts w:ascii="Book Antiqua" w:hAnsi="Book Antiqua"/>
           <w:sz w:val="20"/>
-          <w:szCs w:val="22"/>
-        </w:rPr>
-      </w:pPr>
-      <w:r>
-        <w:rPr>
-          <w:rFonts w:ascii="Book Antiqua" w:hAnsi="Book Antiqua"/>
-          <w:sz w:val="20"/>
-          <w:szCs w:val="22"/>
+        </w:rPr>
+      </w:pPr>
+      <w:r>
+        <w:rPr>
+          <w:rFonts w:ascii="Book Antiqua" w:hAnsi="Book Antiqua"/>
+          <w:sz w:val="20"/>
         </w:rPr>
         <w:t>34     39     30     20     41     18     24     15     20     32</w:t>
       </w:r>
@@ -1155,15 +1124,13 @@
         <w:ind w:left="420" w:firstLine="0"/>
         <w:rPr>
           <w:rFonts w:ascii="Book Antiqua" w:hAnsi="Book Antiqua"/>
-          <w:sz w:val="22"/>
-          <w:szCs w:val="22"/>
-        </w:rPr>
-      </w:pPr>
-      <w:r>
-        <w:rPr>
-          <w:rFonts w:ascii="Book Antiqua" w:hAnsi="Book Antiqua"/>
-          <w:sz w:val="22"/>
-          <w:szCs w:val="22"/>
+          <w:sz w:val="20"/>
+        </w:rPr>
+      </w:pPr>
+      <w:r>
+        <w:rPr>
+          <w:rFonts w:ascii="Book Antiqua" w:hAnsi="Book Antiqua"/>
+          <w:sz w:val="20"/>
         </w:rPr>
         <w:t>Com referência a estes dados, pede-se:</w:t>
       </w:r>
@@ -1177,47 +1144,41 @@
         </w:numPr>
         <w:rPr>
           <w:rFonts w:ascii="Book Antiqua" w:hAnsi="Book Antiqua"/>
-          <w:sz w:val="22"/>
-          <w:szCs w:val="22"/>
-        </w:rPr>
-      </w:pPr>
-      <w:r>
-        <w:rPr>
-          <w:rFonts w:ascii="Book Antiqua" w:hAnsi="Book Antiqua"/>
-          <w:sz w:val="22"/>
-          <w:szCs w:val="22"/>
+          <w:sz w:val="20"/>
+        </w:rPr>
+      </w:pPr>
+      <w:r>
+        <w:rPr>
+          <w:rFonts w:ascii="Book Antiqua" w:hAnsi="Book Antiqua"/>
+          <w:sz w:val="20"/>
         </w:rPr>
         <w:t>D</w:t>
       </w:r>
       <w:r>
         <w:rPr>
           <w:rFonts w:ascii="Book Antiqua" w:hAnsi="Book Antiqua"/>
-          <w:sz w:val="22"/>
-          <w:szCs w:val="22"/>
+          <w:sz w:val="20"/>
         </w:rPr>
         <w:t xml:space="preserve">ispor os valores em </w:t>
       </w:r>
       <w:r>
         <w:rPr>
           <w:rFonts w:ascii="Book Antiqua" w:hAnsi="Book Antiqua"/>
-          <w:sz w:val="22"/>
-          <w:szCs w:val="22"/>
+          <w:sz w:val="20"/>
         </w:rPr>
         <w:t xml:space="preserve">ordem </w:t>
       </w:r>
       <w:r>
         <w:rPr>
           <w:rFonts w:ascii="Book Antiqua" w:hAnsi="Book Antiqua"/>
-          <w:sz w:val="22"/>
-          <w:szCs w:val="22"/>
+          <w:sz w:val="20"/>
         </w:rPr>
         <w:t>crescente</w:t>
       </w:r>
       <w:r>
         <w:rPr>
           <w:rFonts w:ascii="Book Antiqua" w:hAnsi="Book Antiqua"/>
-          <w:sz w:val="22"/>
-          <w:szCs w:val="22"/>
+          <w:sz w:val="20"/>
         </w:rPr>
         <w:t>;</w:t>
       </w:r>
@@ -1231,57 +1192,15 @@
         </w:numPr>
         <w:rPr>
           <w:rFonts w:ascii="Book Antiqua" w:hAnsi="Book Antiqua"/>
-          <w:sz w:val="22"/>
-          <w:szCs w:val="22"/>
-        </w:rPr>
-      </w:pPr>
-      <w:r>
-        <w:rPr>
-          <w:rFonts w:ascii="Book Antiqua" w:hAnsi="Book Antiqua"/>
-          <w:sz w:val="22"/>
-          <w:szCs w:val="22"/>
-        </w:rPr>
-        <w:t>C</w:t>
-      </w:r>
-      <w:r>
-        <w:rPr>
-          <w:rFonts w:ascii="Book Antiqua" w:hAnsi="Book Antiqua"/>
-          <w:sz w:val="22"/>
-          <w:szCs w:val="22"/>
-        </w:rPr>
-        <w:t>alcular a amplitude total</w:t>
-      </w:r>
-      <w:r>
-        <w:rPr>
-          <w:rFonts w:ascii="Book Antiqua" w:hAnsi="Book Antiqua"/>
-          <w:sz w:val="22"/>
-          <w:szCs w:val="22"/>
-        </w:rPr>
-        <w:t xml:space="preserve"> (</w:t>
-      </w:r>
-      <w:r>
-        <w:rPr>
-          <w:rFonts w:ascii="Book Antiqua" w:hAnsi="Book Antiqua"/>
-          <w:sz w:val="22"/>
-          <w:szCs w:val="22"/>
-        </w:rPr>
-        <w:sym w:font="Symbol" w:char="F044"/>
-      </w:r>
-      <w:r>
-        <w:rPr>
-          <w:rFonts w:ascii="Book Antiqua" w:hAnsi="Book Antiqua"/>
-          <w:sz w:val="22"/>
-          <w:szCs w:val="22"/>
-        </w:rPr>
-        <w:t>)</w:t>
-      </w:r>
-      <w:r>
-        <w:rPr>
-          <w:rFonts w:ascii="Book Antiqua" w:hAnsi="Book Antiqua"/>
-          <w:sz w:val="22"/>
-          <w:szCs w:val="22"/>
-        </w:rPr>
-        <w:t>;</w:t>
+          <w:sz w:val="20"/>
+        </w:rPr>
+      </w:pPr>
+      <w:r>
+        <w:rPr>
+          <w:rFonts w:ascii="Book Antiqua" w:hAnsi="Book Antiqua"/>
+          <w:sz w:val="20"/>
+        </w:rPr>
+        <w:t>Calcule a média, mediana, moda, desvio padrão e coeficiente de variação dessa variável;</w:t>
       </w:r>
     </w:p>
     <w:p>
@@ -1293,55 +1212,103 @@
         </w:numPr>
         <w:rPr>
           <w:rFonts w:ascii="Book Antiqua" w:hAnsi="Book Antiqua"/>
-          <w:sz w:val="22"/>
-          <w:szCs w:val="22"/>
-        </w:rPr>
-      </w:pPr>
-      <w:r>
-        <w:rPr>
-          <w:rFonts w:ascii="Book Antiqua" w:hAnsi="Book Antiqua"/>
-          <w:sz w:val="22"/>
-          <w:szCs w:val="22"/>
+          <w:sz w:val="20"/>
+        </w:rPr>
+      </w:pPr>
+      <w:r>
+        <w:rPr>
+          <w:rFonts w:ascii="Book Antiqua" w:hAnsi="Book Antiqua"/>
+          <w:sz w:val="20"/>
+        </w:rPr>
+        <w:t>C</w:t>
+      </w:r>
+      <w:r>
+        <w:rPr>
+          <w:rFonts w:ascii="Book Antiqua" w:hAnsi="Book Antiqua"/>
+          <w:sz w:val="20"/>
+        </w:rPr>
+        <w:t>alcular a amplitude total</w:t>
+      </w:r>
+      <w:r>
+        <w:rPr>
+          <w:rFonts w:ascii="Book Antiqua" w:hAnsi="Book Antiqua"/>
+          <w:sz w:val="20"/>
+        </w:rPr>
+        <w:t xml:space="preserve"> (</w:t>
+      </w:r>
+      <w:r>
+        <w:rPr>
+          <w:rFonts w:ascii="Book Antiqua" w:hAnsi="Book Antiqua"/>
+          <w:sz w:val="20"/>
+        </w:rPr>
+        <w:sym w:font="Symbol" w:char="F044"/>
+      </w:r>
+      <w:r>
+        <w:rPr>
+          <w:rFonts w:ascii="Book Antiqua" w:hAnsi="Book Antiqua"/>
+          <w:sz w:val="20"/>
+        </w:rPr>
+        <w:t>)</w:t>
+      </w:r>
+      <w:r>
+        <w:rPr>
+          <w:rFonts w:ascii="Book Antiqua" w:hAnsi="Book Antiqua"/>
+          <w:sz w:val="20"/>
+        </w:rPr>
+        <w:t>;</w:t>
+      </w:r>
+    </w:p>
+    <w:p>
+      <w:pPr>
+        <w:pStyle w:val="Recuodecorpodetexto"/>
+        <w:numPr>
+          <w:ilvl w:val="0"/>
+          <w:numId w:val="3"/>
+        </w:numPr>
+        <w:rPr>
+          <w:rFonts w:ascii="Book Antiqua" w:hAnsi="Book Antiqua"/>
+          <w:sz w:val="20"/>
+        </w:rPr>
+      </w:pPr>
+      <w:r>
+        <w:rPr>
+          <w:rFonts w:ascii="Book Antiqua" w:hAnsi="Book Antiqua"/>
+          <w:sz w:val="20"/>
         </w:rPr>
         <w:t>D</w:t>
       </w:r>
       <w:r>
         <w:rPr>
           <w:rFonts w:ascii="Book Antiqua" w:hAnsi="Book Antiqua"/>
-          <w:sz w:val="22"/>
-          <w:szCs w:val="22"/>
+          <w:sz w:val="20"/>
         </w:rPr>
         <w:t xml:space="preserve">eterminar a percentagem de </w:t>
       </w:r>
       <w:r>
         <w:rPr>
           <w:rFonts w:ascii="Book Antiqua" w:hAnsi="Book Antiqua"/>
-          <w:sz w:val="22"/>
-          <w:szCs w:val="22"/>
+          <w:sz w:val="20"/>
         </w:rPr>
         <w:t>árvores</w:t>
       </w:r>
       <w:r>
         <w:rPr>
           <w:rFonts w:ascii="Book Antiqua" w:hAnsi="Book Antiqua"/>
-          <w:sz w:val="22"/>
-          <w:szCs w:val="22"/>
+          <w:sz w:val="20"/>
         </w:rPr>
         <w:t xml:space="preserve"> com </w:t>
       </w:r>
       <w:r>
         <w:rPr>
           <w:rFonts w:ascii="Book Antiqua" w:hAnsi="Book Antiqua"/>
-          <w:sz w:val="22"/>
-          <w:szCs w:val="22"/>
+          <w:sz w:val="20"/>
         </w:rPr>
         <w:t>DAP</w:t>
       </w:r>
       <w:r>
         <w:rPr>
           <w:rFonts w:ascii="Book Antiqua" w:hAnsi="Book Antiqua"/>
-          <w:sz w:val="22"/>
-          <w:szCs w:val="22"/>
+          <w:sz w:val="20"/>
         </w:rPr>
         <w:t xml:space="preserve"> igual ou superior a </w:t>
       </w:r>
@@ -1352,8 +1319,7 @@
         <w:r>
           <w:rPr>
             <w:rFonts w:ascii="Book Antiqua" w:hAnsi="Book Antiqua"/>
-            <w:sz w:val="22"/>
-            <w:szCs w:val="22"/>
+            <w:sz w:val="20"/>
           </w:rPr>
           <w:t>20 cm</w:t>
         </w:r>
@@ -1361,8 +1327,7 @@
       <w:r>
         <w:rPr>
           <w:rFonts w:ascii="Book Antiqua" w:hAnsi="Book Antiqua"/>
-          <w:sz w:val="22"/>
-          <w:szCs w:val="22"/>
+          <w:sz w:val="20"/>
         </w:rPr>
         <w:t>;</w:t>
       </w:r>
@@ -1376,79 +1341,69 @@
         </w:numPr>
         <w:rPr>
           <w:rFonts w:ascii="Book Antiqua" w:hAnsi="Book Antiqua"/>
-          <w:sz w:val="22"/>
-          <w:szCs w:val="22"/>
-        </w:rPr>
-      </w:pPr>
-      <w:r>
-        <w:rPr>
-          <w:rFonts w:ascii="Book Antiqua" w:hAnsi="Book Antiqua"/>
-          <w:sz w:val="22"/>
-          <w:szCs w:val="22"/>
+          <w:sz w:val="20"/>
+        </w:rPr>
+      </w:pPr>
+      <w:r>
+        <w:rPr>
+          <w:rFonts w:ascii="Book Antiqua" w:hAnsi="Book Antiqua"/>
+          <w:sz w:val="20"/>
         </w:rPr>
         <w:t>E</w:t>
       </w:r>
       <w:r>
         <w:rPr>
           <w:rFonts w:ascii="Book Antiqua" w:hAnsi="Book Antiqua"/>
-          <w:sz w:val="22"/>
-          <w:szCs w:val="22"/>
+          <w:sz w:val="20"/>
         </w:rPr>
         <w:t xml:space="preserve">laborar </w:t>
       </w:r>
       <w:r>
         <w:rPr>
           <w:rFonts w:ascii="Book Antiqua" w:hAnsi="Book Antiqua"/>
-          <w:sz w:val="22"/>
-          <w:szCs w:val="22"/>
+          <w:sz w:val="20"/>
         </w:rPr>
         <w:t xml:space="preserve">a tabela </w:t>
       </w:r>
       <w:r>
         <w:rPr>
           <w:rFonts w:ascii="Book Antiqua" w:hAnsi="Book Antiqua"/>
-          <w:sz w:val="22"/>
-          <w:szCs w:val="22"/>
+          <w:sz w:val="20"/>
         </w:rPr>
         <w:t>com</w:t>
       </w:r>
       <w:r>
         <w:rPr>
           <w:rFonts w:ascii="Book Antiqua" w:hAnsi="Book Antiqua"/>
-          <w:sz w:val="22"/>
-          <w:szCs w:val="22"/>
+          <w:sz w:val="20"/>
         </w:rPr>
         <w:t xml:space="preserve"> freq</w:t>
       </w:r>
       <w:r>
         <w:rPr>
           <w:rFonts w:ascii="Book Antiqua" w:hAnsi="Book Antiqua"/>
-          <w:sz w:val="22"/>
-          <w:szCs w:val="22"/>
+          <w:sz w:val="20"/>
         </w:rPr>
         <w:t>u</w:t>
       </w:r>
       <w:r>
         <w:rPr>
           <w:rFonts w:ascii="Book Antiqua" w:hAnsi="Book Antiqua"/>
-          <w:sz w:val="22"/>
-          <w:szCs w:val="22"/>
+          <w:sz w:val="20"/>
         </w:rPr>
         <w:t>ência</w:t>
       </w:r>
       <w:r>
         <w:rPr>
           <w:rFonts w:ascii="Book Antiqua" w:hAnsi="Book Antiqua"/>
-          <w:sz w:val="22"/>
-          <w:szCs w:val="22"/>
+          <w:sz w:val="20"/>
         </w:rPr>
         <w:t xml:space="preserve"> absoluta</w:t>
       </w:r>
       <w:r>
         <w:rPr>
           <w:rFonts w:ascii="Book Antiqua" w:hAnsi="Book Antiqua"/>
-          <w:sz w:val="22"/>
-          <w:szCs w:val="22"/>
+          <w:sz w:val="20"/>
         </w:rPr>
         <w:t xml:space="preserve"> (</w:t>
       </w:r>
@@ -1457,8 +1412,7 @@
         <w:rPr>
           <w:rFonts w:ascii="Book Antiqua" w:hAnsi="Book Antiqua"/>
           <w:i/>
-          <w:sz w:val="22"/>
-          <w:szCs w:val="22"/>
+          <w:sz w:val="20"/>
         </w:rPr>
         <w:t>n</w:t>
       </w:r>
@@ -1466,8 +1420,7 @@
         <w:rPr>
           <w:rFonts w:ascii="Book Antiqua" w:hAnsi="Book Antiqua"/>
           <w:i/>
-          <w:sz w:val="22"/>
-          <w:szCs w:val="22"/>
+          <w:sz w:val="20"/>
           <w:vertAlign w:val="subscript"/>
         </w:rPr>
         <w:t>i</w:t>
@@ -1476,32 +1429,28 @@
       <w:r>
         <w:rPr>
           <w:rFonts w:ascii="Book Antiqua" w:hAnsi="Book Antiqua"/>
-          <w:sz w:val="22"/>
-          <w:szCs w:val="22"/>
+          <w:sz w:val="20"/>
         </w:rPr>
         <w:t>)</w:t>
       </w:r>
       <w:r>
         <w:rPr>
           <w:rFonts w:ascii="Book Antiqua" w:hAnsi="Book Antiqua"/>
-          <w:sz w:val="22"/>
-          <w:szCs w:val="22"/>
+          <w:sz w:val="20"/>
         </w:rPr>
         <w:t>, frequência</w:t>
       </w:r>
       <w:r>
         <w:rPr>
           <w:rFonts w:ascii="Book Antiqua" w:hAnsi="Book Antiqua"/>
-          <w:sz w:val="22"/>
-          <w:szCs w:val="22"/>
+          <w:sz w:val="20"/>
         </w:rPr>
         <w:t xml:space="preserve"> relativa </w:t>
       </w:r>
       <w:r>
         <w:rPr>
           <w:rFonts w:ascii="Book Antiqua" w:hAnsi="Book Antiqua"/>
-          <w:sz w:val="22"/>
-          <w:szCs w:val="22"/>
+          <w:sz w:val="20"/>
         </w:rPr>
         <w:t>(</w:t>
       </w:r>
@@ -1510,8 +1459,7 @@
         <w:rPr>
           <w:rFonts w:ascii="Book Antiqua" w:hAnsi="Book Antiqua"/>
           <w:i/>
-          <w:sz w:val="22"/>
-          <w:szCs w:val="22"/>
+          <w:sz w:val="20"/>
         </w:rPr>
         <w:t>f</w:t>
       </w:r>
@@ -1519,8 +1467,7 @@
         <w:rPr>
           <w:rFonts w:ascii="Book Antiqua" w:hAnsi="Book Antiqua"/>
           <w:i/>
-          <w:sz w:val="22"/>
-          <w:szCs w:val="22"/>
+          <w:sz w:val="20"/>
           <w:vertAlign w:val="subscript"/>
         </w:rPr>
         <w:t>i</w:t>
@@ -1529,48 +1476,42 @@
       <w:r>
         <w:rPr>
           <w:rFonts w:ascii="Book Antiqua" w:hAnsi="Book Antiqua"/>
-          <w:sz w:val="22"/>
-          <w:szCs w:val="22"/>
+          <w:sz w:val="20"/>
         </w:rPr>
         <w:t>),</w:t>
       </w:r>
       <w:r>
         <w:rPr>
           <w:rFonts w:ascii="Book Antiqua" w:hAnsi="Book Antiqua"/>
-          <w:sz w:val="22"/>
-          <w:szCs w:val="22"/>
+          <w:sz w:val="20"/>
         </w:rPr>
         <w:t xml:space="preserve"> de freq</w:t>
       </w:r>
       <w:r>
         <w:rPr>
           <w:rFonts w:ascii="Book Antiqua" w:hAnsi="Book Antiqua"/>
-          <w:sz w:val="22"/>
-          <w:szCs w:val="22"/>
+          <w:sz w:val="20"/>
         </w:rPr>
         <w:t>u</w:t>
       </w:r>
       <w:r>
         <w:rPr>
           <w:rFonts w:ascii="Book Antiqua" w:hAnsi="Book Antiqua"/>
-          <w:sz w:val="22"/>
-          <w:szCs w:val="22"/>
+          <w:sz w:val="20"/>
         </w:rPr>
         <w:t xml:space="preserve">ências absoluta </w:t>
       </w:r>
       <w:r>
         <w:rPr>
           <w:rFonts w:ascii="Book Antiqua" w:hAnsi="Book Antiqua"/>
-          <w:sz w:val="22"/>
-          <w:szCs w:val="22"/>
+          <w:sz w:val="20"/>
         </w:rPr>
         <w:t xml:space="preserve">acumulada </w:t>
       </w:r>
       <w:r>
         <w:rPr>
           <w:rFonts w:ascii="Book Antiqua" w:hAnsi="Book Antiqua"/>
-          <w:sz w:val="22"/>
-          <w:szCs w:val="22"/>
+          <w:sz w:val="20"/>
         </w:rPr>
         <w:t>(</w:t>
       </w:r>
@@ -1578,8 +1519,7 @@
         <w:rPr>
           <w:rFonts w:ascii="Book Antiqua" w:hAnsi="Book Antiqua"/>
           <w:i/>
-          <w:sz w:val="22"/>
-          <w:szCs w:val="22"/>
+          <w:sz w:val="20"/>
         </w:rPr>
         <w:t>N</w:t>
       </w:r>
@@ -1587,8 +1527,7 @@
         <w:rPr>
           <w:rFonts w:ascii="Book Antiqua" w:hAnsi="Book Antiqua"/>
           <w:i/>
-          <w:sz w:val="22"/>
-          <w:szCs w:val="22"/>
+          <w:sz w:val="20"/>
           <w:vertAlign w:val="subscript"/>
         </w:rPr>
         <w:t>i</w:t>
@@ -1596,32 +1535,28 @@
       <w:r>
         <w:rPr>
           <w:rFonts w:ascii="Book Antiqua" w:hAnsi="Book Antiqua"/>
-          <w:sz w:val="22"/>
-          <w:szCs w:val="22"/>
+          <w:sz w:val="20"/>
         </w:rPr>
         <w:t xml:space="preserve">) </w:t>
       </w:r>
       <w:r>
         <w:rPr>
           <w:rFonts w:ascii="Book Antiqua" w:hAnsi="Book Antiqua"/>
-          <w:sz w:val="22"/>
-          <w:szCs w:val="22"/>
+          <w:sz w:val="20"/>
         </w:rPr>
         <w:t xml:space="preserve">e percentual </w:t>
       </w:r>
       <w:r>
         <w:rPr>
           <w:rFonts w:ascii="Book Antiqua" w:hAnsi="Book Antiqua"/>
-          <w:sz w:val="22"/>
-          <w:szCs w:val="22"/>
+          <w:sz w:val="20"/>
         </w:rPr>
         <w:t xml:space="preserve">acumulada </w:t>
       </w:r>
       <w:r>
         <w:rPr>
           <w:rFonts w:ascii="Book Antiqua" w:hAnsi="Book Antiqua"/>
-          <w:sz w:val="22"/>
-          <w:szCs w:val="22"/>
+          <w:sz w:val="20"/>
         </w:rPr>
         <w:t>(100×</w:t>
       </w:r>
@@ -1629,8 +1564,7 @@
         <w:rPr>
           <w:rFonts w:ascii="Book Antiqua" w:hAnsi="Book Antiqua"/>
           <w:i/>
-          <w:sz w:val="22"/>
-          <w:szCs w:val="22"/>
+          <w:sz w:val="20"/>
         </w:rPr>
         <w:t>F</w:t>
       </w:r>
@@ -1638,8 +1572,7 @@
         <w:rPr>
           <w:rFonts w:ascii="Book Antiqua" w:hAnsi="Book Antiqua"/>
           <w:i/>
-          <w:sz w:val="22"/>
-          <w:szCs w:val="22"/>
+          <w:sz w:val="20"/>
           <w:vertAlign w:val="subscript"/>
         </w:rPr>
         <w:t>i</w:t>
@@ -1647,16 +1580,14 @@
       <w:r>
         <w:rPr>
           <w:rFonts w:ascii="Book Antiqua" w:hAnsi="Book Antiqua"/>
-          <w:sz w:val="22"/>
-          <w:szCs w:val="22"/>
+          <w:sz w:val="20"/>
         </w:rPr>
         <w:t xml:space="preserve">) </w:t>
       </w:r>
       <w:r>
         <w:rPr>
           <w:rFonts w:ascii="Book Antiqua" w:hAnsi="Book Antiqua"/>
-          <w:sz w:val="22"/>
-          <w:szCs w:val="22"/>
+          <w:sz w:val="20"/>
         </w:rPr>
         <w:t xml:space="preserve">com amplitude de classe igual a </w:t>
       </w:r>
@@ -1667,8 +1598,7 @@
         <w:r>
           <w:rPr>
             <w:rFonts w:ascii="Book Antiqua" w:hAnsi="Book Antiqua"/>
-            <w:sz w:val="22"/>
-            <w:szCs w:val="22"/>
+            <w:sz w:val="20"/>
           </w:rPr>
           <w:t>6 cm</w:t>
         </w:r>
@@ -1676,8 +1606,7 @@
       <w:r>
         <w:rPr>
           <w:rFonts w:ascii="Book Antiqua" w:hAnsi="Book Antiqua"/>
-          <w:sz w:val="22"/>
-          <w:szCs w:val="22"/>
+          <w:sz w:val="20"/>
         </w:rPr>
         <w:t>;</w:t>
       </w:r>
@@ -1691,87 +1620,62 @@
         </w:numPr>
         <w:rPr>
           <w:rFonts w:ascii="Book Antiqua" w:hAnsi="Book Antiqua"/>
-          <w:sz w:val="22"/>
-          <w:szCs w:val="22"/>
-        </w:rPr>
-      </w:pPr>
-      <w:r>
-        <w:rPr>
-          <w:rFonts w:ascii="Book Antiqua" w:hAnsi="Book Antiqua"/>
-          <w:sz w:val="22"/>
-          <w:szCs w:val="22"/>
+          <w:sz w:val="20"/>
+        </w:rPr>
+      </w:pPr>
+      <w:r>
+        <w:rPr>
+          <w:rFonts w:ascii="Book Antiqua" w:hAnsi="Book Antiqua"/>
+          <w:sz w:val="20"/>
         </w:rPr>
         <w:t>C</w:t>
       </w:r>
       <w:r>
         <w:rPr>
           <w:rFonts w:ascii="Book Antiqua" w:hAnsi="Book Antiqua"/>
-          <w:sz w:val="22"/>
-          <w:szCs w:val="22"/>
-        </w:rPr>
-        <w:t>onstruir</w:t>
-      </w:r>
-      <w:r>
-        <w:rPr>
-          <w:rFonts w:ascii="Book Antiqua" w:hAnsi="Book Antiqua"/>
-          <w:sz w:val="22"/>
-          <w:szCs w:val="22"/>
-        </w:rPr>
-        <w:t xml:space="preserve"> o</w:t>
-      </w:r>
-      <w:r>
-        <w:rPr>
-          <w:rFonts w:ascii="Book Antiqua" w:hAnsi="Book Antiqua"/>
-          <w:sz w:val="22"/>
-          <w:szCs w:val="22"/>
+          <w:sz w:val="20"/>
+        </w:rPr>
+        <w:t>onstruir o</w:t>
+      </w:r>
+      <w:r>
+        <w:rPr>
+          <w:rFonts w:ascii="Book Antiqua" w:hAnsi="Book Antiqua"/>
+          <w:sz w:val="20"/>
         </w:rPr>
         <w:t xml:space="preserve"> </w:t>
       </w:r>
       <w:r>
         <w:rPr>
           <w:rFonts w:ascii="Book Antiqua" w:hAnsi="Book Antiqua"/>
-          <w:sz w:val="22"/>
-          <w:szCs w:val="22"/>
+          <w:sz w:val="20"/>
         </w:rPr>
         <w:t>h</w:t>
       </w:r>
       <w:r>
         <w:rPr>
           <w:rFonts w:ascii="Book Antiqua" w:hAnsi="Book Antiqua"/>
-          <w:sz w:val="22"/>
-          <w:szCs w:val="22"/>
+          <w:sz w:val="20"/>
         </w:rPr>
         <w:t>istograma e o gráfico</w:t>
       </w:r>
       <w:r>
         <w:rPr>
           <w:rFonts w:ascii="Book Antiqua" w:hAnsi="Book Antiqua"/>
-          <w:sz w:val="22"/>
-          <w:szCs w:val="22"/>
+          <w:sz w:val="20"/>
         </w:rPr>
         <w:t xml:space="preserve"> </w:t>
       </w:r>
       <w:r>
         <w:rPr>
           <w:rFonts w:ascii="Book Antiqua" w:hAnsi="Book Antiqua"/>
-          <w:sz w:val="22"/>
-          <w:szCs w:val="22"/>
-        </w:rPr>
-        <w:t>da função de distribuição a</w:t>
-      </w:r>
-      <w:r>
-        <w:rPr>
-          <w:rFonts w:ascii="Book Antiqua" w:hAnsi="Book Antiqua"/>
-          <w:sz w:val="22"/>
-          <w:szCs w:val="22"/>
-        </w:rPr>
-        <w:t>cumulada</w:t>
-      </w:r>
-      <w:r>
-        <w:rPr>
-          <w:rFonts w:ascii="Book Antiqua" w:hAnsi="Book Antiqua"/>
-          <w:sz w:val="22"/>
-          <w:szCs w:val="22"/>
+          <w:sz w:val="20"/>
+        </w:rPr>
+        <w:t>da função de distribuição acumulada</w:t>
+      </w:r>
+      <w:r>
+        <w:rPr>
+          <w:rFonts w:ascii="Book Antiqua" w:hAnsi="Book Antiqua"/>
+          <w:sz w:val="20"/>
         </w:rPr>
         <w:t>.</w:t>
       </w:r>
@@ -1781,15 +1685,13 @@
         <w:pStyle w:val="Recuodecorpodetexto"/>
         <w:ind w:left="777" w:firstLine="0"/>
         <w:rPr>
-          <w:sz w:val="22"/>
-          <w:szCs w:val="22"/>
-        </w:rPr>
-      </w:pPr>
-      <w:r>
-        <w:rPr>
-          <w:rFonts w:ascii="Book Antiqua" w:hAnsi="Book Antiqua"/>
-          <w:sz w:val="22"/>
-          <w:szCs w:val="22"/>
+          <w:sz w:val="20"/>
+        </w:rPr>
+      </w:pPr>
+      <w:r>
+        <w:rPr>
+          <w:rFonts w:ascii="Book Antiqua" w:hAnsi="Book Antiqua"/>
+          <w:sz w:val="20"/>
         </w:rPr>
         <w:tab/>
       </w:r>
@@ -1810,7 +1712,7 @@
       </w:tblGrid>
       <w:tr>
         <w:trPr>
-          <w:trHeight w:val="2922"/>
+          <w:trHeight w:val="2733"/>
         </w:trPr>
         <w:tc>
           <w:tcPr>
@@ -1819,115 +1721,311 @@
           <w:p>
             <w:pPr>
               <w:spacing w:before="120"/>
-              <w:ind w:left="425" w:right="139" w:hanging="425"/>
+              <w:ind w:left="72" w:right="139" w:hanging="72"/>
               <w:jc w:val="both"/>
               <w:rPr>
                 <w:rFonts w:ascii="Book Antiqua" w:hAnsi="Book Antiqua"/>
-                <w:sz w:val="22"/>
-                <w:szCs w:val="22"/>
+                <w:sz w:val="20"/>
+                <w:szCs w:val="20"/>
               </w:rPr>
             </w:pPr>
             <w:r>
               <w:rPr>
                 <w:rFonts w:ascii="Book Antiqua" w:hAnsi="Book Antiqua"/>
-                <w:sz w:val="22"/>
-                <w:szCs w:val="22"/>
+                <w:sz w:val="20"/>
+                <w:szCs w:val="20"/>
               </w:rPr>
               <w:t>2</w:t>
             </w:r>
             <w:r>
               <w:rPr>
                 <w:rFonts w:ascii="Book Antiqua" w:hAnsi="Book Antiqua"/>
-                <w:sz w:val="22"/>
-                <w:szCs w:val="22"/>
+                <w:sz w:val="20"/>
+                <w:szCs w:val="20"/>
               </w:rPr>
               <w:t xml:space="preserve">) </w:t>
             </w:r>
             <w:r>
               <w:rPr>
                 <w:rFonts w:ascii="Book Antiqua" w:hAnsi="Book Antiqua"/>
-                <w:sz w:val="22"/>
-                <w:szCs w:val="22"/>
-              </w:rPr>
-              <w:t>Os dados do gráfico ao lado representam as frequências absolutas do faturamento mensal (em milhares de reais) de filiais de uma empresa.</w:t>
-            </w:r>
-            <w:r>
-              <w:rPr>
-                <w:rFonts w:ascii="Book Antiqua" w:hAnsi="Book Antiqua"/>
-                <w:sz w:val="22"/>
-                <w:szCs w:val="22"/>
-              </w:rPr>
-              <w:t xml:space="preserve"> </w:t>
-            </w:r>
-            <w:r>
-              <w:rPr>
-                <w:rFonts w:ascii="Book Antiqua" w:hAnsi="Book Antiqua"/>
-                <w:sz w:val="22"/>
-                <w:szCs w:val="22"/>
-              </w:rPr>
-              <w:t>Construa a distribuição de frequência utilizando as classes [12, 14), [14, 15) e [15, 17] (milhares de reais) e determine a porcentagem de filiais cujo faturamento mensal é de 14 mil reais ou mais.</w:t>
+                <w:sz w:val="20"/>
+                <w:szCs w:val="20"/>
+              </w:rPr>
+              <w:t>Os dados do gráfico ao lado representam as frequências absolutas do faturamento mensal (em milhares de reais) de filiais de uma empresa. Construa a distribuição de frequência utilizando as classes [12, 14), [14, 15) e [15, 17] (milhares de reais) e determine a porcentagem de filiais cujo faturamento mensal é de 14 mil reais ou mais.</w:t>
             </w:r>
           </w:p>
         </w:tc>
-        <w:bookmarkStart w:id="0" w:name="_MON_961402811"/>
-        <w:bookmarkStart w:id="1" w:name="_MON_961402946"/>
-        <w:bookmarkStart w:id="2" w:name="_MON_993393937"/>
-        <w:bookmarkStart w:id="3" w:name="_MON_993394051"/>
-        <w:bookmarkStart w:id="4" w:name="_MON_993394083"/>
-        <w:bookmarkStart w:id="5" w:name="_MON_993394110"/>
-        <w:bookmarkStart w:id="6" w:name="_MON_993394136"/>
-        <w:bookmarkStart w:id="7" w:name="_MON_993394157"/>
-        <w:bookmarkEnd w:id="0"/>
-        <w:bookmarkEnd w:id="1"/>
-        <w:bookmarkEnd w:id="2"/>
-        <w:bookmarkEnd w:id="3"/>
-        <w:bookmarkEnd w:id="4"/>
-        <w:bookmarkEnd w:id="5"/>
-        <w:bookmarkEnd w:id="6"/>
-        <w:bookmarkEnd w:id="7"/>
-        <w:bookmarkStart w:id="8" w:name="_MON_993394179"/>
-        <w:bookmarkEnd w:id="8"/>
         <w:tc>
           <w:tcPr>
             <w:tcW w:w="5108" w:type="dxa"/>
           </w:tcPr>
           <w:p>
             <w:pPr>
-              <w:rPr>
-                <w:sz w:val="22"/>
-                <w:szCs w:val="22"/>
+              <w:jc w:val="right"/>
+              <w:rPr>
+                <w:sz w:val="20"/>
+                <w:szCs w:val="20"/>
               </w:rPr>
             </w:pPr>
-            <w:r>
-              <w:rPr>
-                <w:sz w:val="22"/>
-                <w:szCs w:val="22"/>
-              </w:rPr>
-              <w:object w:dxaOrig="5424" w:dyaOrig="4059" w14:anchorId="5C9F1419">
-                <v:shapetype id="_x0000_t75" coordsize="21600,21600" o:spt="75" o:preferrelative="t" path="m@4@5l@4@11@9@11@9@5xe" filled="f" stroked="f">
-                  <v:stroke joinstyle="miter"/>
-                  <v:formulas>
-                    <v:f eqn="if lineDrawn pixelLineWidth 0"/>
-                    <v:f eqn="sum @0 1 0"/>
-                    <v:f eqn="sum 0 0 @1"/>
-                    <v:f eqn="prod @2 1 2"/>
-                    <v:f eqn="prod @3 21600 pixelWidth"/>
-                    <v:f eqn="prod @3 21600 pixelHeight"/>
-                    <v:f eqn="sum @0 0 1"/>
-                    <v:f eqn="prod @6 1 2"/>
-                    <v:f eqn="prod @7 21600 pixelWidth"/>
-                    <v:f eqn="sum @8 21600 0"/>
-                    <v:f eqn="prod @7 21600 pixelHeight"/>
-                    <v:f eqn="sum @10 21600 0"/>
-                  </v:formulas>
-                  <v:path o:extrusionok="f" gradientshapeok="t" o:connecttype="rect"/>
-                  <o:lock v:ext="edit" aspectratio="t"/>
-                </v:shapetype>
-                <v:shape id="_x0000_i1025" type="#_x0000_t75" style="width:190.1pt;height:137.6pt" o:ole="" fillcolor="window">
-                  <v:imagedata r:id="rId5" o:title="" cropbottom="2223f"/>
-                </v:shape>
-                <o:OLEObject Type="Embed" ProgID="Word.Picture.8" ShapeID="_x0000_i1025" DrawAspect="Content" ObjectID="_1834500527" r:id="rId6"/>
-              </w:object>
+            <w:bookmarkStart w:id="0" w:name="_MON_993393937"/>
+            <w:bookmarkStart w:id="1" w:name="_MON_993394051"/>
+            <w:bookmarkStart w:id="2" w:name="_MON_993394083"/>
+            <w:bookmarkStart w:id="3" w:name="_MON_993394110"/>
+            <w:bookmarkStart w:id="4" w:name="_MON_993394136"/>
+            <w:bookmarkStart w:id="5" w:name="_MON_993394157"/>
+            <w:bookmarkStart w:id="6" w:name="_MON_993394179"/>
+            <w:bookmarkStart w:id="7" w:name="_MON_961402811"/>
+            <w:bookmarkEnd w:id="0"/>
+            <w:bookmarkEnd w:id="1"/>
+            <w:bookmarkEnd w:id="2"/>
+            <w:bookmarkEnd w:id="3"/>
+            <w:bookmarkEnd w:id="4"/>
+            <w:bookmarkEnd w:id="5"/>
+            <w:bookmarkEnd w:id="6"/>
+            <w:bookmarkEnd w:id="7"/>
+            <w:r>
+              <w:rPr>
+                <w:noProof/>
+                <w:sz w:val="20"/>
+                <w:szCs w:val="20"/>
+              </w:rPr>
+              <mc:AlternateContent>
+                <mc:Choice Requires="wps">
+                  <w:drawing>
+                    <wp:anchor distT="0" distB="0" distL="114300" distR="114300" simplePos="0" relativeHeight="251659776" behindDoc="0" locked="0" layoutInCell="1" allowOverlap="1" wp14:anchorId="4B5F8738" wp14:editId="02083D6F">
+                      <wp:simplePos x="0" y="0"/>
+                      <wp:positionH relativeFrom="column">
+                        <wp:posOffset>-334644</wp:posOffset>
+                      </wp:positionH>
+                      <wp:positionV relativeFrom="paragraph">
+                        <wp:posOffset>582929</wp:posOffset>
+                      </wp:positionV>
+                      <wp:extent cx="1377950" cy="278295"/>
+                      <wp:effectExtent l="0" t="0" r="0" b="0"/>
+                      <wp:wrapNone/>
+                      <wp:docPr id="1089372483" name="Caixa de Texto 15"/>
+                      <wp:cNvGraphicFramePr/>
+                      <a:graphic xmlns:a="http://schemas.openxmlformats.org/drawingml/2006/main">
+                        <a:graphicData uri="http://schemas.microsoft.com/office/word/2010/wordprocessingShape">
+                          <wps:wsp>
+                            <wps:cNvSpPr txBox="1"/>
+                            <wps:spPr>
+                              <a:xfrm rot="16200000">
+                                <a:off x="0" y="0"/>
+                                <a:ext cx="1377950" cy="278295"/>
+                              </a:xfrm>
+                              <a:prstGeom prst="rect">
+                                <a:avLst/>
+                              </a:prstGeom>
+                              <a:noFill/>
+                              <a:ln w="6350">
+                                <a:noFill/>
+                              </a:ln>
+                            </wps:spPr>
+                            <wps:txbx>
+                              <w:txbxContent>
+                                <w:p>
+                                  <w:pPr>
+                                    <w:rPr>
+                                      <w:sz w:val="20"/>
+                                      <w:szCs w:val="20"/>
+                                    </w:rPr>
+                                  </w:pPr>
+                                  <w:r>
+                                    <w:rPr>
+                                      <w:sz w:val="20"/>
+                                      <w:szCs w:val="20"/>
+                                    </w:rPr>
+                                    <w:t>Número de filiais</w:t>
+                                  </w:r>
+                                </w:p>
+                              </w:txbxContent>
+                            </wps:txbx>
+                            <wps:bodyPr rot="0" spcFirstLastPara="0" vertOverflow="overflow" horzOverflow="overflow" vert="horz" wrap="square" lIns="91440" tIns="45720" rIns="91440" bIns="45720" numCol="1" spcCol="0" rtlCol="0" fromWordArt="0" anchor="t" anchorCtr="0" forceAA="0" compatLnSpc="1">
+                              <a:prstTxWarp prst="textNoShape">
+                                <a:avLst/>
+                              </a:prstTxWarp>
+                              <a:noAutofit/>
+                            </wps:bodyPr>
+                          </wps:wsp>
+                        </a:graphicData>
+                      </a:graphic>
+                      <wp14:sizeRelH relativeFrom="margin">
+                        <wp14:pctWidth>0</wp14:pctWidth>
+                      </wp14:sizeRelH>
+                    </wp:anchor>
+                  </w:drawing>
+                </mc:Choice>
+                <mc:Fallback>
+                  <w:pict>
+                    <v:shape w14:anchorId="4B5F8738" id="Caixa de Texto 15" o:spid="_x0000_s1028" type="#_x0000_t202" style="position:absolute;left:0;text-align:left;margin-left:-26.35pt;margin-top:45.9pt;width:108.5pt;height:21.9pt;rotation:-90;z-index:251659776;visibility:visible;mso-wrap-style:square;mso-width-percent:0;mso-wrap-distance-left:9pt;mso-wrap-distance-top:0;mso-wrap-distance-right:9pt;mso-wrap-distance-bottom:0;mso-position-horizontal:absolute;mso-position-horizontal-relative:text;mso-position-vertical:absolute;mso-position-vertical-relative:text;mso-width-percent:0;mso-width-relative:margin;v-text-anchor:top" o:gfxdata="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" filled="f" stroked="f" strokeweight=".5pt">
+                      <v:textbox>
+                        <w:txbxContent>
+                          <w:p>
+                            <w:pPr>
+                              <w:rPr>
+                                <w:sz w:val="20"/>
+                                <w:szCs w:val="20"/>
+                              </w:rPr>
+                            </w:pPr>
+                            <w:r>
+                              <w:rPr>
+                                <w:sz w:val="20"/>
+                                <w:szCs w:val="20"/>
+                              </w:rPr>
+                              <w:t>Número de filiais</w:t>
+                            </w:r>
+                          </w:p>
+                        </w:txbxContent>
+                      </v:textbox>
+                    </v:shape>
+                  </w:pict>
+                </mc:Fallback>
+              </mc:AlternateContent>
+            </w:r>
+            <w:r>
+              <w:rPr>
+                <w:noProof/>
+                <w:sz w:val="20"/>
+                <w:szCs w:val="20"/>
+              </w:rPr>
+              <mc:AlternateContent>
+                <mc:Choice Requires="wps">
+                  <w:drawing>
+                    <wp:anchor distT="0" distB="0" distL="114300" distR="114300" simplePos="0" relativeHeight="251661824" behindDoc="0" locked="0" layoutInCell="1" allowOverlap="1" wp14:anchorId="5D161620" wp14:editId="5FC41757">
+                      <wp:simplePos x="0" y="0"/>
+                      <wp:positionH relativeFrom="column">
+                        <wp:posOffset>523132</wp:posOffset>
+                      </wp:positionH>
+                      <wp:positionV relativeFrom="paragraph">
+                        <wp:posOffset>1522143</wp:posOffset>
+                      </wp:positionV>
+                      <wp:extent cx="2638149" cy="278295"/>
+                      <wp:effectExtent l="0" t="0" r="0" b="7620"/>
+                      <wp:wrapNone/>
+                      <wp:docPr id="1674017527" name="Caixa de Texto 15"/>
+                      <wp:cNvGraphicFramePr/>
+                      <a:graphic xmlns:a="http://schemas.openxmlformats.org/drawingml/2006/main">
+                        <a:graphicData uri="http://schemas.microsoft.com/office/word/2010/wordprocessingShape">
+                          <wps:wsp>
+                            <wps:cNvSpPr txBox="1"/>
+                            <wps:spPr>
+                              <a:xfrm>
+                                <a:off x="0" y="0"/>
+                                <a:ext cx="2638149" cy="278295"/>
+                              </a:xfrm>
+                              <a:prstGeom prst="rect">
+                                <a:avLst/>
+                              </a:prstGeom>
+                              <a:noFill/>
+                              <a:ln w="6350">
+                                <a:noFill/>
+                              </a:ln>
+                            </wps:spPr>
+                            <wps:txbx>
+                              <w:txbxContent>
+                                <w:p>
+                                  <w:pPr>
+                                    <w:jc w:val="center"/>
+                                    <w:rPr>
+                                      <w:sz w:val="20"/>
+                                      <w:szCs w:val="20"/>
+                                    </w:rPr>
+                                  </w:pPr>
+                                  <w:r>
+                                    <w:rPr>
+                                      <w:sz w:val="20"/>
+                                      <w:szCs w:val="20"/>
+                                    </w:rPr>
+                                    <w:t>Faturamento (milhares R$)</w:t>
+                                  </w:r>
+                                </w:p>
+                              </w:txbxContent>
+                            </wps:txbx>
+                            <wps:bodyPr rot="0" spcFirstLastPara="0" vertOverflow="overflow" horzOverflow="overflow" vert="horz" wrap="square" lIns="91440" tIns="45720" rIns="91440" bIns="45720" numCol="1" spcCol="0" rtlCol="0" fromWordArt="0" anchor="t" anchorCtr="0" forceAA="0" compatLnSpc="1">
+                              <a:prstTxWarp prst="textNoShape">
+                                <a:avLst/>
+                              </a:prstTxWarp>
+                              <a:noAutofit/>
+                            </wps:bodyPr>
+                          </wps:wsp>
+                        </a:graphicData>
+                      </a:graphic>
+                      <wp14:sizeRelH relativeFrom="margin">
+                        <wp14:pctWidth>0</wp14:pctWidth>
+                      </wp14:sizeRelH>
+                    </wp:anchor>
+                  </w:drawing>
+                </mc:Choice>
+                <mc:Fallback>
+                  <w:pict>
+                    <v:shape w14:anchorId="5D161620" id="_x0000_s1029" type="#_x0000_t202" style="position:absolute;left:0;text-align:left;margin-left:41.2pt;margin-top:119.85pt;width:207.75pt;height:21.9pt;z-index:251661824;visibility:visible;mso-wrap-style:square;mso-width-percent:0;mso-wrap-distance-left:9pt;mso-wrap-distance-top:0;mso-wrap-distance-right:9pt;mso-wrap-distance-bottom:0;mso-position-horizontal:absolute;mso-position-horizontal-relative:text;mso-position-vertical:absolute;mso-position-vertical-relative:text;mso-width-percent:0;mso-width-relative:margin;v-text-anchor:top" o:gfxdata="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" filled="f" stroked="f" strokeweight=".5pt">
+                      <v:textbox>
+                        <w:txbxContent>
+                          <w:p>
+                            <w:pPr>
+                              <w:jc w:val="center"/>
+                              <w:rPr>
+                                <w:sz w:val="20"/>
+                                <w:szCs w:val="20"/>
+                              </w:rPr>
+                            </w:pPr>
+                            <w:r>
+                              <w:rPr>
+                                <w:sz w:val="20"/>
+                                <w:szCs w:val="20"/>
+                              </w:rPr>
+                              <w:t>Faturamento (milhares R$)</w:t>
+                            </w:r>
+                          </w:p>
+                        </w:txbxContent>
+                      </v:textbox>
+                    </v:shape>
+                  </w:pict>
+                </mc:Fallback>
+              </mc:AlternateContent>
+            </w:r>
+            <w:r>
+              <w:rPr>
+                <w:noProof/>
+                <w:sz w:val="20"/>
+                <w:szCs w:val="20"/>
+              </w:rPr>
+              <w:drawing>
+                <wp:inline distT="0" distB="0" distL="0" distR="0" wp14:anchorId="16E25966" wp14:editId="680830EE">
+                  <wp:extent cx="2665562" cy="1567786"/>
+                  <wp:effectExtent l="0" t="0" r="1905" b="0"/>
+                  <wp:docPr id="2133233775" name="Imagem 1"/>
+                  <wp:cNvGraphicFramePr>
+                    <a:graphicFrameLocks xmlns:a="http://schemas.openxmlformats.org/drawingml/2006/main" noChangeAspect="1"/>
+                  </wp:cNvGraphicFramePr>
+                  <a:graphic xmlns:a="http://schemas.openxmlformats.org/drawingml/2006/main">
+                    <a:graphicData uri="http://schemas.openxmlformats.org/drawingml/2006/picture">
+                      <pic:pic xmlns:pic="http://schemas.openxmlformats.org/drawingml/2006/picture">
+                        <pic:nvPicPr>
+                          <pic:cNvPr id="2133233775" name=""/>
+                          <pic:cNvPicPr/>
+                        </pic:nvPicPr>
+                        <pic:blipFill>
+                          <a:blip r:embed="rId5"/>
+                          <a:stretch>
+                            <a:fillRect/>
+                          </a:stretch>
+                        </pic:blipFill>
+                        <pic:spPr>
+                          <a:xfrm>
+                            <a:off x="0" y="0"/>
+                            <a:ext cx="2704644" cy="1590773"/>
+                          </a:xfrm>
+                          <a:prstGeom prst="rect">
+                            <a:avLst/>
+                          </a:prstGeom>
+                        </pic:spPr>
+                      </pic:pic>
+                    </a:graphicData>
+                  </a:graphic>
+                </wp:inline>
+              </w:drawing>
             </w:r>
           </w:p>
         </w:tc>
@@ -1940,1091 +2038,63 @@
         </w:tabs>
         <w:rPr>
           <w:rFonts w:ascii="Book Antiqua" w:hAnsi="Book Antiqua"/>
-          <w:sz w:val="22"/>
-          <w:szCs w:val="22"/>
+          <w:sz w:val="20"/>
+          <w:szCs w:val="20"/>
         </w:rPr>
       </w:pPr>
     </w:p>
     <w:p>
       <w:pPr>
-        <w:ind w:left="426" w:hanging="426"/>
+        <w:tabs>
+          <w:tab w:val="left" w:pos="426"/>
+        </w:tabs>
+        <w:spacing w:after="60"/>
         <w:jc w:val="both"/>
         <w:rPr>
           <w:rFonts w:ascii="Book Antiqua" w:hAnsi="Book Antiqua"/>
-          <w:sz w:val="22"/>
-          <w:szCs w:val="22"/>
-        </w:rPr>
-      </w:pPr>
-      <w:r>
-        <w:rPr>
-          <w:rFonts w:ascii="Book Antiqua" w:hAnsi="Book Antiqua"/>
-          <w:sz w:val="22"/>
-          <w:szCs w:val="22"/>
-        </w:rPr>
-        <w:t>4</w:t>
-      </w:r>
-      <w:r>
-        <w:rPr>
-          <w:rFonts w:ascii="Book Antiqua" w:hAnsi="Book Antiqua"/>
-          <w:sz w:val="22"/>
-          <w:szCs w:val="22"/>
-        </w:rPr>
-        <w:t xml:space="preserve">) </w:t>
-      </w:r>
-      <w:r>
-        <w:rPr>
-          <w:rFonts w:ascii="Book Antiqua" w:hAnsi="Book Antiqua"/>
-          <w:sz w:val="22"/>
-          <w:szCs w:val="22"/>
+          <w:sz w:val="20"/>
+          <w:szCs w:val="20"/>
+        </w:rPr>
+      </w:pPr>
+      <w:r>
+        <w:rPr>
+          <w:rFonts w:ascii="Book Antiqua" w:hAnsi="Book Antiqua"/>
+          <w:sz w:val="20"/>
+          <w:szCs w:val="20"/>
+        </w:rPr>
+        <w:t>3</w:t>
+      </w:r>
+      <w:r>
+        <w:rPr>
+          <w:rFonts w:ascii="Book Antiqua" w:hAnsi="Book Antiqua"/>
+          <w:sz w:val="20"/>
+          <w:szCs w:val="20"/>
+        </w:rPr>
+        <w:t>)</w:t>
+      </w:r>
+      <w:r>
+        <w:rPr>
+          <w:rFonts w:ascii="Book Antiqua" w:hAnsi="Book Antiqua"/>
+          <w:sz w:val="20"/>
+          <w:szCs w:val="20"/>
         </w:rPr>
         <w:tab/>
-        <w:t xml:space="preserve">Em uma pesquisa a respeito da dinâmica populacional </w:t>
-      </w:r>
-      <w:r>
-        <w:rPr>
-          <w:rFonts w:ascii="Book Antiqua" w:hAnsi="Book Antiqua"/>
-          <w:sz w:val="22"/>
-          <w:szCs w:val="22"/>
-        </w:rPr>
-        <w:t xml:space="preserve">de </w:t>
-      </w:r>
-      <w:proofErr w:type="spellStart"/>
-      <w:r>
-        <w:rPr>
-          <w:rFonts w:ascii="Book Antiqua" w:hAnsi="Book Antiqua"/>
-          <w:i/>
-          <w:sz w:val="22"/>
-          <w:szCs w:val="22"/>
-        </w:rPr>
-        <w:t>Biomphalaria</w:t>
-      </w:r>
-      <w:proofErr w:type="spellEnd"/>
-      <w:r>
-        <w:rPr>
-          <w:rFonts w:ascii="Book Antiqua" w:hAnsi="Book Antiqua"/>
-          <w:i/>
-          <w:sz w:val="22"/>
-          <w:szCs w:val="22"/>
-        </w:rPr>
-        <w:t xml:space="preserve"> </w:t>
-      </w:r>
-      <w:proofErr w:type="spellStart"/>
-      <w:r>
-        <w:rPr>
-          <w:rFonts w:ascii="Book Antiqua" w:hAnsi="Book Antiqua"/>
-          <w:i/>
-          <w:sz w:val="22"/>
-          <w:szCs w:val="22"/>
-        </w:rPr>
-        <w:t>sp</w:t>
-      </w:r>
-      <w:proofErr w:type="spellEnd"/>
-      <w:r>
-        <w:rPr>
-          <w:rFonts w:ascii="Book Antiqua" w:hAnsi="Book Antiqua"/>
-          <w:sz w:val="22"/>
-          <w:szCs w:val="22"/>
-        </w:rPr>
-        <w:t xml:space="preserve"> (caramujo hospedeiro do </w:t>
-      </w:r>
-      <w:r>
-        <w:rPr>
-          <w:rFonts w:ascii="Book Antiqua" w:hAnsi="Book Antiqua"/>
-          <w:i/>
-          <w:sz w:val="22"/>
-          <w:szCs w:val="22"/>
-        </w:rPr>
-        <w:t>Schistosoma mansoni</w:t>
-      </w:r>
-      <w:r>
-        <w:rPr>
-          <w:rFonts w:ascii="Book Antiqua" w:hAnsi="Book Antiqua"/>
-          <w:sz w:val="22"/>
-          <w:szCs w:val="22"/>
-        </w:rPr>
-        <w:t xml:space="preserve">, causador da esquistossomose), foi realizado um estudo sobre o tempo de vida de duas amostras desses animais. Amostra </w:t>
-      </w:r>
-      <w:r>
-        <w:rPr>
-          <w:rFonts w:ascii="Book Antiqua" w:hAnsi="Book Antiqua"/>
-          <w:sz w:val="22"/>
-          <w:szCs w:val="22"/>
-        </w:rPr>
-        <w:t>A foi composta de 45 indivíduos agrupados juntos em um recipiente. Amostra I foi composta de 49 indivíduos isolados em copos de vidro.</w:t>
-      </w:r>
-    </w:p>
-    <w:tbl>
-      <w:tblPr>
-        <w:tblW w:w="0" w:type="auto"/>
-        <w:jc w:val="center"/>
-        <w:tblLook w:val="04A0" w:firstRow="1" w:lastRow="0" w:firstColumn="1" w:lastColumn="0" w:noHBand="0" w:noVBand="1"/>
-      </w:tblPr>
-      <w:tblGrid>
-        <w:gridCol w:w="1533"/>
-        <w:gridCol w:w="1533"/>
-        <w:gridCol w:w="1534"/>
-        <w:gridCol w:w="1534"/>
-      </w:tblGrid>
-      <w:tr>
-        <w:trPr>
-          <w:jc w:val="center"/>
-        </w:trPr>
-        <w:tc>
-          <w:tcPr>
-            <w:tcW w:w="1533" w:type="dxa"/>
-            <w:vMerge w:val="restart"/>
-            <w:tcBorders>
-              <w:top w:val="single" w:sz="4" w:space="0" w:color="auto"/>
-            </w:tcBorders>
-            <w:vAlign w:val="center"/>
-          </w:tcPr>
-          <w:p>
-            <w:pPr>
-              <w:jc w:val="center"/>
-              <w:rPr>
-                <w:rFonts w:ascii="Book Antiqua" w:hAnsi="Book Antiqua"/>
-                <w:sz w:val="18"/>
-                <w:szCs w:val="18"/>
-              </w:rPr>
-            </w:pPr>
-            <w:r>
-              <w:rPr>
-                <w:rFonts w:ascii="Book Antiqua" w:hAnsi="Book Antiqua"/>
-                <w:sz w:val="18"/>
-                <w:szCs w:val="18"/>
-              </w:rPr>
-              <w:t>Tempo de vida (em dias)</w:t>
-            </w:r>
-          </w:p>
-        </w:tc>
-        <w:tc>
-          <w:tcPr>
-            <w:tcW w:w="3067" w:type="dxa"/>
-            <w:gridSpan w:val="2"/>
-            <w:tcBorders>
-              <w:top w:val="single" w:sz="4" w:space="0" w:color="auto"/>
-              <w:bottom w:val="single" w:sz="4" w:space="0" w:color="auto"/>
-            </w:tcBorders>
-            <w:vAlign w:val="center"/>
-          </w:tcPr>
-          <w:p>
-            <w:pPr>
-              <w:jc w:val="center"/>
-              <w:rPr>
-                <w:rFonts w:ascii="Book Antiqua" w:hAnsi="Book Antiqua"/>
-                <w:sz w:val="18"/>
-                <w:szCs w:val="18"/>
-              </w:rPr>
-            </w:pPr>
-            <w:r>
-              <w:rPr>
-                <w:rFonts w:ascii="Book Antiqua" w:hAnsi="Book Antiqua"/>
-                <w:sz w:val="18"/>
-                <w:szCs w:val="18"/>
-              </w:rPr>
-              <w:t>Condição de Agrupamento</w:t>
-            </w:r>
-          </w:p>
-        </w:tc>
-        <w:tc>
-          <w:tcPr>
-            <w:tcW w:w="1534" w:type="dxa"/>
-            <w:vMerge w:val="restart"/>
-            <w:tcBorders>
-              <w:top w:val="single" w:sz="4" w:space="0" w:color="auto"/>
-            </w:tcBorders>
-            <w:vAlign w:val="center"/>
-          </w:tcPr>
-          <w:p>
-            <w:pPr>
-              <w:jc w:val="center"/>
-              <w:rPr>
-                <w:rFonts w:ascii="Book Antiqua" w:hAnsi="Book Antiqua"/>
-                <w:sz w:val="18"/>
-                <w:szCs w:val="18"/>
-              </w:rPr>
-            </w:pPr>
-            <w:r>
-              <w:rPr>
-                <w:rFonts w:ascii="Book Antiqua" w:hAnsi="Book Antiqua"/>
-                <w:sz w:val="18"/>
-                <w:szCs w:val="18"/>
-              </w:rPr>
-              <w:t>TOTAL</w:t>
-            </w:r>
-          </w:p>
-        </w:tc>
-      </w:tr>
-      <w:tr>
-        <w:trPr>
-          <w:jc w:val="center"/>
-        </w:trPr>
-        <w:tc>
-          <w:tcPr>
-            <w:tcW w:w="1533" w:type="dxa"/>
-            <w:vMerge/>
-            <w:tcBorders>
-              <w:bottom w:val="single" w:sz="4" w:space="0" w:color="auto"/>
-            </w:tcBorders>
-            <w:vAlign w:val="center"/>
-          </w:tcPr>
-          <w:p>
-            <w:pPr>
-              <w:jc w:val="center"/>
-              <w:rPr>
-                <w:rFonts w:ascii="Book Antiqua" w:hAnsi="Book Antiqua"/>
-                <w:sz w:val="18"/>
-                <w:szCs w:val="18"/>
-              </w:rPr>
-            </w:pPr>
-          </w:p>
-        </w:tc>
-        <w:tc>
-          <w:tcPr>
-            <w:tcW w:w="1533" w:type="dxa"/>
-            <w:tcBorders>
-              <w:top w:val="single" w:sz="4" w:space="0" w:color="auto"/>
-              <w:bottom w:val="single" w:sz="4" w:space="0" w:color="auto"/>
-            </w:tcBorders>
-            <w:vAlign w:val="center"/>
-          </w:tcPr>
-          <w:p>
-            <w:pPr>
-              <w:jc w:val="center"/>
-              <w:rPr>
-                <w:rFonts w:ascii="Book Antiqua" w:hAnsi="Book Antiqua"/>
-                <w:sz w:val="18"/>
-                <w:szCs w:val="18"/>
-              </w:rPr>
-            </w:pPr>
-            <w:r>
-              <w:rPr>
-                <w:rFonts w:ascii="Book Antiqua" w:hAnsi="Book Antiqua"/>
-                <w:sz w:val="18"/>
-                <w:szCs w:val="18"/>
-              </w:rPr>
-              <w:t>Agrupado (A)</w:t>
-            </w:r>
-          </w:p>
-        </w:tc>
-        <w:tc>
-          <w:tcPr>
-            <w:tcW w:w="1534" w:type="dxa"/>
-            <w:tcBorders>
-              <w:top w:val="single" w:sz="4" w:space="0" w:color="auto"/>
-              <w:bottom w:val="single" w:sz="4" w:space="0" w:color="auto"/>
-            </w:tcBorders>
-            <w:vAlign w:val="center"/>
-          </w:tcPr>
-          <w:p>
-            <w:pPr>
-              <w:jc w:val="center"/>
-              <w:rPr>
-                <w:rFonts w:ascii="Book Antiqua" w:hAnsi="Book Antiqua"/>
-                <w:sz w:val="18"/>
-                <w:szCs w:val="18"/>
-              </w:rPr>
-            </w:pPr>
-            <w:r>
-              <w:rPr>
-                <w:rFonts w:ascii="Book Antiqua" w:hAnsi="Book Antiqua"/>
-                <w:sz w:val="18"/>
-                <w:szCs w:val="18"/>
-              </w:rPr>
-              <w:t>Isolados (I)</w:t>
-            </w:r>
-          </w:p>
-        </w:tc>
-        <w:tc>
-          <w:tcPr>
-            <w:tcW w:w="1534" w:type="dxa"/>
-            <w:vMerge/>
-            <w:tcBorders>
-              <w:bottom w:val="single" w:sz="4" w:space="0" w:color="auto"/>
-            </w:tcBorders>
-            <w:vAlign w:val="center"/>
-          </w:tcPr>
-          <w:p>
-            <w:pPr>
-              <w:jc w:val="center"/>
-              <w:rPr>
-                <w:rFonts w:ascii="Book Antiqua" w:hAnsi="Book Antiqua"/>
-                <w:sz w:val="18"/>
-                <w:szCs w:val="18"/>
-              </w:rPr>
-            </w:pPr>
-          </w:p>
-        </w:tc>
-      </w:tr>
-      <w:tr>
-        <w:trPr>
-          <w:jc w:val="center"/>
-        </w:trPr>
-        <w:tc>
-          <w:tcPr>
-            <w:tcW w:w="1533" w:type="dxa"/>
-            <w:tcBorders>
-              <w:top w:val="single" w:sz="4" w:space="0" w:color="auto"/>
-            </w:tcBorders>
-            <w:vAlign w:val="center"/>
-          </w:tcPr>
-          <w:p>
-            <w:pPr>
-              <w:jc w:val="center"/>
-              <w:rPr>
-                <w:rFonts w:ascii="Book Antiqua" w:hAnsi="Book Antiqua"/>
-                <w:sz w:val="18"/>
-                <w:szCs w:val="18"/>
-              </w:rPr>
-            </w:pPr>
-            <w:r>
-              <w:rPr>
-                <w:rFonts w:ascii="Book Antiqua" w:hAnsi="Book Antiqua"/>
-                <w:sz w:val="18"/>
-                <w:szCs w:val="18"/>
-              </w:rPr>
-              <w:t>58 a 179</w:t>
-            </w:r>
-          </w:p>
-        </w:tc>
-        <w:tc>
-          <w:tcPr>
-            <w:tcW w:w="1533" w:type="dxa"/>
-            <w:tcBorders>
-              <w:top w:val="single" w:sz="4" w:space="0" w:color="auto"/>
-            </w:tcBorders>
-            <w:vAlign w:val="center"/>
-          </w:tcPr>
-          <w:p>
-            <w:pPr>
-              <w:jc w:val="center"/>
-              <w:rPr>
-                <w:rFonts w:ascii="Book Antiqua" w:hAnsi="Book Antiqua"/>
-                <w:sz w:val="18"/>
-                <w:szCs w:val="18"/>
-              </w:rPr>
-            </w:pPr>
-            <w:r>
-              <w:rPr>
-                <w:rFonts w:ascii="Book Antiqua" w:hAnsi="Book Antiqua"/>
-                <w:sz w:val="18"/>
-                <w:szCs w:val="18"/>
-              </w:rPr>
-              <w:t>3</w:t>
-            </w:r>
-          </w:p>
-        </w:tc>
-        <w:tc>
-          <w:tcPr>
-            <w:tcW w:w="1534" w:type="dxa"/>
-            <w:tcBorders>
-              <w:top w:val="single" w:sz="4" w:space="0" w:color="auto"/>
-            </w:tcBorders>
-            <w:vAlign w:val="center"/>
-          </w:tcPr>
-          <w:p>
-            <w:pPr>
-              <w:jc w:val="center"/>
-              <w:rPr>
-                <w:rFonts w:ascii="Book Antiqua" w:hAnsi="Book Antiqua"/>
-                <w:sz w:val="18"/>
-                <w:szCs w:val="18"/>
-              </w:rPr>
-            </w:pPr>
-            <w:r>
-              <w:rPr>
-                <w:rFonts w:ascii="Book Antiqua" w:hAnsi="Book Antiqua"/>
-                <w:sz w:val="18"/>
-                <w:szCs w:val="18"/>
-              </w:rPr>
-              <w:t>6</w:t>
-            </w:r>
-          </w:p>
-        </w:tc>
-        <w:tc>
-          <w:tcPr>
-            <w:tcW w:w="1534" w:type="dxa"/>
-            <w:tcBorders>
-              <w:top w:val="single" w:sz="4" w:space="0" w:color="auto"/>
-            </w:tcBorders>
-            <w:vAlign w:val="center"/>
-          </w:tcPr>
-          <w:p>
-            <w:pPr>
-              <w:jc w:val="center"/>
-              <w:rPr>
-                <w:rFonts w:ascii="Book Antiqua" w:hAnsi="Book Antiqua"/>
-                <w:sz w:val="18"/>
-                <w:szCs w:val="18"/>
-              </w:rPr>
-            </w:pPr>
-            <w:r>
-              <w:rPr>
-                <w:rFonts w:ascii="Book Antiqua" w:hAnsi="Book Antiqua"/>
-                <w:sz w:val="18"/>
-                <w:szCs w:val="18"/>
-              </w:rPr>
-              <w:t>9</w:t>
-            </w:r>
-          </w:p>
-        </w:tc>
-      </w:tr>
-      <w:tr>
-        <w:trPr>
-          <w:jc w:val="center"/>
-        </w:trPr>
-        <w:tc>
-          <w:tcPr>
-            <w:tcW w:w="1533" w:type="dxa"/>
-            <w:vAlign w:val="center"/>
-          </w:tcPr>
-          <w:p>
-            <w:pPr>
-              <w:jc w:val="center"/>
-              <w:rPr>
-                <w:rFonts w:ascii="Book Antiqua" w:hAnsi="Book Antiqua"/>
-                <w:sz w:val="18"/>
-                <w:szCs w:val="18"/>
-              </w:rPr>
-            </w:pPr>
-            <w:r>
-              <w:rPr>
-                <w:rFonts w:ascii="Book Antiqua" w:hAnsi="Book Antiqua"/>
-                <w:sz w:val="18"/>
-                <w:szCs w:val="18"/>
-              </w:rPr>
-              <w:t>180 a 300</w:t>
-            </w:r>
-          </w:p>
-        </w:tc>
-        <w:tc>
-          <w:tcPr>
-            <w:tcW w:w="1533" w:type="dxa"/>
-            <w:vAlign w:val="center"/>
-          </w:tcPr>
-          <w:p>
-            <w:pPr>
-              <w:jc w:val="center"/>
-              <w:rPr>
-                <w:rFonts w:ascii="Book Antiqua" w:hAnsi="Book Antiqua"/>
-                <w:sz w:val="18"/>
-                <w:szCs w:val="18"/>
-              </w:rPr>
-            </w:pPr>
-            <w:r>
-              <w:rPr>
-                <w:rFonts w:ascii="Book Antiqua" w:hAnsi="Book Antiqua"/>
-                <w:sz w:val="18"/>
-                <w:szCs w:val="18"/>
-              </w:rPr>
-              <w:t>6</w:t>
-            </w:r>
-          </w:p>
-        </w:tc>
-        <w:tc>
-          <w:tcPr>
-            <w:tcW w:w="1534" w:type="dxa"/>
-            <w:vAlign w:val="center"/>
-          </w:tcPr>
-          <w:p>
-            <w:pPr>
-              <w:jc w:val="center"/>
-              <w:rPr>
-                <w:rFonts w:ascii="Book Antiqua" w:hAnsi="Book Antiqua"/>
-                <w:sz w:val="18"/>
-                <w:szCs w:val="18"/>
-              </w:rPr>
-            </w:pPr>
-            <w:r>
-              <w:rPr>
-                <w:rFonts w:ascii="Book Antiqua" w:hAnsi="Book Antiqua"/>
-                <w:sz w:val="18"/>
-                <w:szCs w:val="18"/>
-              </w:rPr>
-              <w:t>19</w:t>
-            </w:r>
-          </w:p>
-        </w:tc>
-        <w:tc>
-          <w:tcPr>
-            <w:tcW w:w="1534" w:type="dxa"/>
-            <w:vAlign w:val="center"/>
-          </w:tcPr>
-          <w:p>
-            <w:pPr>
-              <w:jc w:val="center"/>
-              <w:rPr>
-                <w:rFonts w:ascii="Book Antiqua" w:hAnsi="Book Antiqua"/>
-                <w:sz w:val="18"/>
-                <w:szCs w:val="18"/>
-              </w:rPr>
-            </w:pPr>
-            <w:r>
-              <w:rPr>
-                <w:rFonts w:ascii="Book Antiqua" w:hAnsi="Book Antiqua"/>
-                <w:sz w:val="18"/>
-                <w:szCs w:val="18"/>
-              </w:rPr>
-              <w:t>25</w:t>
-            </w:r>
-          </w:p>
-        </w:tc>
-      </w:tr>
-      <w:tr>
-        <w:trPr>
-          <w:jc w:val="center"/>
-        </w:trPr>
-        <w:tc>
-          <w:tcPr>
-            <w:tcW w:w="1533" w:type="dxa"/>
-            <w:tcBorders>
-              <w:bottom w:val="single" w:sz="4" w:space="0" w:color="auto"/>
-            </w:tcBorders>
-            <w:vAlign w:val="center"/>
-          </w:tcPr>
-          <w:p>
-            <w:pPr>
-              <w:jc w:val="center"/>
-              <w:rPr>
-                <w:rFonts w:ascii="Book Antiqua" w:hAnsi="Book Antiqua"/>
-                <w:sz w:val="18"/>
-                <w:szCs w:val="18"/>
-              </w:rPr>
-            </w:pPr>
-            <w:r>
-              <w:rPr>
-                <w:rFonts w:ascii="Book Antiqua" w:hAnsi="Book Antiqua"/>
-                <w:sz w:val="18"/>
-                <w:szCs w:val="18"/>
-              </w:rPr>
-              <w:t>301 a 422</w:t>
-            </w:r>
-          </w:p>
-        </w:tc>
-        <w:tc>
-          <w:tcPr>
-            <w:tcW w:w="1533" w:type="dxa"/>
-            <w:tcBorders>
-              <w:bottom w:val="single" w:sz="4" w:space="0" w:color="auto"/>
-            </w:tcBorders>
-            <w:vAlign w:val="center"/>
-          </w:tcPr>
-          <w:p>
-            <w:pPr>
-              <w:jc w:val="center"/>
-              <w:rPr>
-                <w:rFonts w:ascii="Book Antiqua" w:hAnsi="Book Antiqua"/>
-                <w:sz w:val="18"/>
-                <w:szCs w:val="18"/>
-              </w:rPr>
-            </w:pPr>
-            <w:r>
-              <w:rPr>
-                <w:rFonts w:ascii="Book Antiqua" w:hAnsi="Book Antiqua"/>
-                <w:sz w:val="18"/>
-                <w:szCs w:val="18"/>
-              </w:rPr>
-              <w:t>36</w:t>
-            </w:r>
-          </w:p>
-        </w:tc>
-        <w:tc>
-          <w:tcPr>
-            <w:tcW w:w="1534" w:type="dxa"/>
-            <w:tcBorders>
-              <w:bottom w:val="single" w:sz="4" w:space="0" w:color="auto"/>
-            </w:tcBorders>
-            <w:vAlign w:val="center"/>
-          </w:tcPr>
-          <w:p>
-            <w:pPr>
-              <w:jc w:val="center"/>
-              <w:rPr>
-                <w:rFonts w:ascii="Book Antiqua" w:hAnsi="Book Antiqua"/>
-                <w:sz w:val="18"/>
-                <w:szCs w:val="18"/>
-              </w:rPr>
-            </w:pPr>
-            <w:r>
-              <w:rPr>
-                <w:rFonts w:ascii="Book Antiqua" w:hAnsi="Book Antiqua"/>
-                <w:sz w:val="18"/>
-                <w:szCs w:val="18"/>
-              </w:rPr>
-              <w:t>24</w:t>
-            </w:r>
-          </w:p>
-        </w:tc>
-        <w:tc>
-          <w:tcPr>
-            <w:tcW w:w="1534" w:type="dxa"/>
-            <w:tcBorders>
-              <w:bottom w:val="single" w:sz="4" w:space="0" w:color="auto"/>
-            </w:tcBorders>
-            <w:vAlign w:val="center"/>
-          </w:tcPr>
-          <w:p>
-            <w:pPr>
-              <w:jc w:val="center"/>
-              <w:rPr>
-                <w:rFonts w:ascii="Book Antiqua" w:hAnsi="Book Antiqua"/>
-                <w:sz w:val="18"/>
-                <w:szCs w:val="18"/>
-              </w:rPr>
-            </w:pPr>
-            <w:r>
-              <w:rPr>
-                <w:rFonts w:ascii="Book Antiqua" w:hAnsi="Book Antiqua"/>
-                <w:sz w:val="18"/>
-                <w:szCs w:val="18"/>
-              </w:rPr>
-              <w:t>60</w:t>
-            </w:r>
-          </w:p>
-        </w:tc>
-      </w:tr>
-      <w:tr>
-        <w:trPr>
-          <w:jc w:val="center"/>
-        </w:trPr>
-        <w:tc>
-          <w:tcPr>
-            <w:tcW w:w="1533" w:type="dxa"/>
-            <w:tcBorders>
-              <w:top w:val="single" w:sz="4" w:space="0" w:color="auto"/>
-              <w:bottom w:val="single" w:sz="4" w:space="0" w:color="auto"/>
-            </w:tcBorders>
-            <w:vAlign w:val="center"/>
-          </w:tcPr>
-          <w:p>
-            <w:pPr>
-              <w:jc w:val="center"/>
-              <w:rPr>
-                <w:rFonts w:ascii="Book Antiqua" w:hAnsi="Book Antiqua"/>
-                <w:sz w:val="18"/>
-                <w:szCs w:val="18"/>
-              </w:rPr>
-            </w:pPr>
-            <w:r>
-              <w:rPr>
-                <w:rFonts w:ascii="Book Antiqua" w:hAnsi="Book Antiqua"/>
-                <w:sz w:val="18"/>
-                <w:szCs w:val="18"/>
-              </w:rPr>
-              <w:t>TOTAL</w:t>
-            </w:r>
-          </w:p>
-        </w:tc>
-        <w:tc>
-          <w:tcPr>
-            <w:tcW w:w="1533" w:type="dxa"/>
-            <w:tcBorders>
-              <w:top w:val="single" w:sz="4" w:space="0" w:color="auto"/>
-              <w:bottom w:val="single" w:sz="4" w:space="0" w:color="auto"/>
-            </w:tcBorders>
-            <w:vAlign w:val="center"/>
-          </w:tcPr>
-          <w:p>
-            <w:pPr>
-              <w:jc w:val="center"/>
-              <w:rPr>
-                <w:rFonts w:ascii="Book Antiqua" w:hAnsi="Book Antiqua"/>
-                <w:sz w:val="18"/>
-                <w:szCs w:val="18"/>
-              </w:rPr>
-            </w:pPr>
-            <w:r>
-              <w:rPr>
-                <w:rFonts w:ascii="Book Antiqua" w:hAnsi="Book Antiqua"/>
-                <w:sz w:val="18"/>
-                <w:szCs w:val="18"/>
-              </w:rPr>
-              <w:t>45</w:t>
-            </w:r>
-          </w:p>
-        </w:tc>
-        <w:tc>
-          <w:tcPr>
-            <w:tcW w:w="1534" w:type="dxa"/>
-            <w:tcBorders>
-              <w:top w:val="single" w:sz="4" w:space="0" w:color="auto"/>
-              <w:bottom w:val="single" w:sz="4" w:space="0" w:color="auto"/>
-            </w:tcBorders>
-            <w:vAlign w:val="center"/>
-          </w:tcPr>
-          <w:p>
-            <w:pPr>
-              <w:jc w:val="center"/>
-              <w:rPr>
-                <w:rFonts w:ascii="Book Antiqua" w:hAnsi="Book Antiqua"/>
-                <w:sz w:val="18"/>
-                <w:szCs w:val="18"/>
-              </w:rPr>
-            </w:pPr>
-            <w:r>
-              <w:rPr>
-                <w:rFonts w:ascii="Book Antiqua" w:hAnsi="Book Antiqua"/>
-                <w:sz w:val="18"/>
-                <w:szCs w:val="18"/>
-              </w:rPr>
-              <w:t>49</w:t>
-            </w:r>
-          </w:p>
-        </w:tc>
-        <w:tc>
-          <w:tcPr>
-            <w:tcW w:w="1534" w:type="dxa"/>
-            <w:tcBorders>
-              <w:top w:val="single" w:sz="4" w:space="0" w:color="auto"/>
-              <w:bottom w:val="single" w:sz="4" w:space="0" w:color="auto"/>
-            </w:tcBorders>
-            <w:vAlign w:val="center"/>
-          </w:tcPr>
-          <w:p>
-            <w:pPr>
-              <w:jc w:val="center"/>
-              <w:rPr>
-                <w:rFonts w:ascii="Book Antiqua" w:hAnsi="Book Antiqua"/>
-                <w:sz w:val="18"/>
-                <w:szCs w:val="18"/>
-              </w:rPr>
-            </w:pPr>
-            <w:r>
-              <w:rPr>
-                <w:rFonts w:ascii="Book Antiqua" w:hAnsi="Book Antiqua"/>
-                <w:sz w:val="18"/>
-                <w:szCs w:val="18"/>
-              </w:rPr>
-              <w:t>94</w:t>
-            </w:r>
-          </w:p>
-        </w:tc>
-      </w:tr>
-    </w:tbl>
-    <w:p>
-      <w:pPr>
-        <w:numPr>
-          <w:ilvl w:val="0"/>
-          <w:numId w:val="6"/>
-        </w:numPr>
-        <w:jc w:val="both"/>
-        <w:rPr>
-          <w:rFonts w:ascii="Book Antiqua" w:hAnsi="Book Antiqua"/>
-          <w:sz w:val="22"/>
-          <w:szCs w:val="22"/>
-        </w:rPr>
-      </w:pPr>
-      <w:r>
-        <w:rPr>
-          <w:rFonts w:ascii="Book Antiqua" w:hAnsi="Book Antiqua"/>
-          <w:sz w:val="22"/>
-          <w:szCs w:val="22"/>
-        </w:rPr>
-        <w:t>Dos indivíduos submetidos à condição de Agrupados, qual a porcentagem de indivíduos com tempo de vida entre 301 e 422 dias?</w:t>
-      </w:r>
-    </w:p>
-    <w:p>
-      <w:pPr>
-        <w:numPr>
-          <w:ilvl w:val="0"/>
-          <w:numId w:val="6"/>
-        </w:numPr>
-        <w:jc w:val="both"/>
-        <w:rPr>
-          <w:rFonts w:ascii="Book Antiqua" w:hAnsi="Book Antiqua"/>
-          <w:sz w:val="22"/>
-          <w:szCs w:val="22"/>
-        </w:rPr>
-      </w:pPr>
-      <w:r>
-        <w:rPr>
-          <w:rFonts w:ascii="Book Antiqua" w:hAnsi="Book Antiqua"/>
-          <w:sz w:val="22"/>
-          <w:szCs w:val="22"/>
-        </w:rPr>
-        <w:t>Dos indivíduos submetidos ao isolamento, qual a porcentagem de indivíduos com</w:t>
-      </w:r>
-      <w:r>
-        <w:rPr>
-          <w:rFonts w:ascii="Book Antiqua" w:hAnsi="Book Antiqua"/>
-          <w:sz w:val="22"/>
-          <w:szCs w:val="22"/>
-        </w:rPr>
-        <w:t xml:space="preserve"> t</w:t>
-      </w:r>
-      <w:r>
-        <w:rPr>
-          <w:rFonts w:ascii="Book Antiqua" w:hAnsi="Book Antiqua"/>
-          <w:sz w:val="22"/>
-          <w:szCs w:val="22"/>
-        </w:rPr>
-        <w:t>empo de vida máximo de 300 dias?</w:t>
-      </w:r>
-    </w:p>
-    <w:p>
-      <w:pPr>
-        <w:numPr>
-          <w:ilvl w:val="0"/>
-          <w:numId w:val="6"/>
-        </w:numPr>
-        <w:jc w:val="both"/>
-        <w:rPr>
-          <w:rFonts w:ascii="Book Antiqua" w:hAnsi="Book Antiqua"/>
-          <w:sz w:val="22"/>
-          <w:szCs w:val="22"/>
-        </w:rPr>
-      </w:pPr>
-      <w:r>
-        <w:rPr>
-          <w:rFonts w:ascii="Book Antiqua" w:hAnsi="Book Antiqua"/>
-          <w:sz w:val="22"/>
-          <w:szCs w:val="22"/>
-        </w:rPr>
-        <w:t>A partir de uma análise inicial, você poderia concluir que o tempo de vida está relacionado com a condição de agrupamento dos caramujos? Justifique sua resposta</w:t>
-      </w:r>
-      <w:r>
-        <w:rPr>
-          <w:rFonts w:ascii="Book Antiqua" w:hAnsi="Book Antiqua"/>
-          <w:sz w:val="22"/>
-          <w:szCs w:val="22"/>
+      </w:r>
+      <w:r>
+        <w:rPr>
+          <w:rFonts w:ascii="Book Antiqua" w:hAnsi="Book Antiqua"/>
+          <w:sz w:val="20"/>
+          <w:szCs w:val="20"/>
+        </w:rPr>
+        <w:t>Os dados da tabela abaixo representam o peso das espigas (g) e o comprimento das espigas (cm) de 10 plantas de milho coletadas aleatoriamente em uma área experimental. Utilize os dados para analisar a relação entre o peso e o comprimento das espigas</w:t>
+      </w:r>
+      <w:r>
+        <w:rPr>
+          <w:rFonts w:ascii="Book Antiqua" w:hAnsi="Book Antiqua"/>
+          <w:sz w:val="20"/>
+          <w:szCs w:val="20"/>
         </w:rPr>
         <w:t>.</w:t>
-      </w:r>
-    </w:p>
-    <w:p>
-      <w:pPr>
-        <w:jc w:val="both"/>
-        <w:rPr>
-          <w:rFonts w:ascii="Book Antiqua" w:hAnsi="Book Antiqua"/>
-          <w:sz w:val="22"/>
-          <w:szCs w:val="22"/>
-        </w:rPr>
-      </w:pPr>
-    </w:p>
-    <w:p>
-      <w:pPr>
-        <w:jc w:val="both"/>
-        <w:rPr>
-          <w:rFonts w:ascii="Book Antiqua" w:hAnsi="Book Antiqua"/>
-          <w:sz w:val="22"/>
-          <w:szCs w:val="22"/>
-        </w:rPr>
-      </w:pPr>
-    </w:p>
-    <w:p>
-      <w:pPr>
-        <w:jc w:val="both"/>
-        <w:rPr>
-          <w:rFonts w:ascii="Book Antiqua" w:hAnsi="Book Antiqua"/>
-        </w:rPr>
-      </w:pPr>
-      <w:r>
-        <w:rPr>
-          <w:rFonts w:ascii="Book Antiqua" w:hAnsi="Book Antiqua"/>
-        </w:rPr>
-        <w:t>1) Provar que:</w:t>
-      </w:r>
-    </w:p>
-    <w:p>
-      <w:pPr>
-        <w:ind w:left="454"/>
-        <w:jc w:val="both"/>
-        <w:rPr>
-          <w:rFonts w:ascii="Book Antiqua" w:hAnsi="Book Antiqua"/>
-        </w:rPr>
-      </w:pPr>
-      <w:r>
-        <w:rPr>
-          <w:rFonts w:ascii="Book Antiqua" w:hAnsi="Book Antiqua"/>
-        </w:rPr>
-        <w:lastRenderedPageBreak/>
-        <w:t xml:space="preserve">a) </w:t>
-      </w:r>
-      <w:r>
-        <w:rPr>
-          <w:rFonts w:ascii="Book Antiqua" w:hAnsi="Book Antiqua"/>
-          <w:position w:val="-28"/>
-        </w:rPr>
-        <w:object w:dxaOrig="1460" w:dyaOrig="680" w14:anchorId="02E20C76">
-          <v:shape id="_x0000_i1026" type="#_x0000_t75" style="width:73.35pt;height:34.45pt" o:ole="">
-            <v:imagedata r:id="rId7" o:title=""/>
-          </v:shape>
-          <o:OLEObject Type="Embed" ProgID="Equation.3" ShapeID="_x0000_i1026" DrawAspect="Content" ObjectID="_1834500528" r:id="rId8"/>
-        </w:object>
-      </w:r>
-      <w:r>
-        <w:rPr>
-          <w:rFonts w:ascii="Book Antiqua" w:hAnsi="Book Antiqua"/>
-        </w:rPr>
-        <w:tab/>
-      </w:r>
-      <w:r>
-        <w:rPr>
-          <w:rFonts w:ascii="Book Antiqua" w:hAnsi="Book Antiqua"/>
-        </w:rPr>
-        <w:tab/>
-      </w:r>
-      <w:r>
-        <w:rPr>
-          <w:rFonts w:ascii="Book Antiqua" w:hAnsi="Book Antiqua"/>
-        </w:rPr>
-        <w:tab/>
-      </w:r>
-      <w:r>
-        <w:rPr>
-          <w:rFonts w:ascii="Book Antiqua" w:hAnsi="Book Antiqua"/>
-        </w:rPr>
-        <w:tab/>
-      </w:r>
-      <w:r>
-        <w:rPr>
-          <w:rFonts w:ascii="Book Antiqua" w:hAnsi="Book Antiqua"/>
-        </w:rPr>
-        <w:tab/>
-      </w:r>
-      <w:r>
-        <w:rPr>
-          <w:rFonts w:ascii="Book Antiqua" w:hAnsi="Book Antiqua"/>
-        </w:rPr>
-        <w:t xml:space="preserve"> </w:t>
-      </w:r>
-      <w:r>
-        <w:rPr>
-          <w:rFonts w:ascii="Book Antiqua" w:hAnsi="Book Antiqua"/>
-        </w:rPr>
-        <w:tab/>
-      </w:r>
-      <w:r>
-        <w:rPr>
-          <w:rFonts w:ascii="Book Antiqua" w:hAnsi="Book Antiqua"/>
-        </w:rPr>
-        <w:tab/>
-      </w:r>
-      <w:r>
-        <w:rPr>
-          <w:rFonts w:ascii="Book Antiqua" w:hAnsi="Book Antiqua"/>
-        </w:rPr>
-        <w:tab/>
-      </w:r>
-      <w:r>
-        <w:rPr>
-          <w:rFonts w:ascii="Book Antiqua" w:hAnsi="Book Antiqua"/>
-        </w:rPr>
-        <w:t xml:space="preserve">b) </w:t>
-      </w:r>
-      <w:r>
-        <w:rPr>
-          <w:rFonts w:ascii="Book Antiqua" w:hAnsi="Book Antiqua"/>
-          <w:position w:val="-28"/>
-        </w:rPr>
-        <w:object w:dxaOrig="3080" w:dyaOrig="1100" w14:anchorId="3504BA5F">
-          <v:shape id="_x0000_i1027" type="#_x0000_t75" style="width:131.2pt;height:47.25pt" o:ole="">
-            <v:imagedata r:id="rId9" o:title=""/>
-          </v:shape>
-          <o:OLEObject Type="Embed" ProgID="Equation.3" ShapeID="_x0000_i1027" DrawAspect="Content" ObjectID="_1834500529" r:id="rId10"/>
-        </w:object>
-      </w:r>
-    </w:p>
-    <w:p>
-      <w:pPr>
-        <w:ind w:left="454"/>
-        <w:jc w:val="both"/>
-        <w:rPr>
-          <w:rFonts w:ascii="Book Antiqua" w:hAnsi="Book Antiqua"/>
-        </w:rPr>
-      </w:pPr>
-      <w:r>
-        <w:rPr>
-          <w:rFonts w:ascii="Book Antiqua" w:hAnsi="Book Antiqua"/>
-        </w:rPr>
-        <w:t xml:space="preserve">c) </w:t>
-      </w:r>
-      <w:r>
-        <w:rPr>
-          <w:rFonts w:ascii="Book Antiqua" w:hAnsi="Book Antiqua"/>
-          <w:position w:val="-28"/>
-        </w:rPr>
-        <w:object w:dxaOrig="3040" w:dyaOrig="680" w14:anchorId="116EAE80">
-          <v:shape id="_x0000_i1028" type="#_x0000_t75" style="width:151.55pt;height:34.45pt" o:ole="">
-            <v:imagedata r:id="rId11" o:title=""/>
-          </v:shape>
-          <o:OLEObject Type="Embed" ProgID="Equation.3" ShapeID="_x0000_i1028" DrawAspect="Content" ObjectID="_1834500530" r:id="rId12"/>
-        </w:object>
-      </w:r>
-      <w:r>
-        <w:rPr>
-          <w:rFonts w:ascii="Book Antiqua" w:hAnsi="Book Antiqua"/>
-        </w:rPr>
-        <w:tab/>
-      </w:r>
-      <w:r>
-        <w:rPr>
-          <w:rFonts w:ascii="Book Antiqua" w:hAnsi="Book Antiqua"/>
-        </w:rPr>
-        <w:tab/>
-      </w:r>
-      <w:r>
-        <w:rPr>
-          <w:rFonts w:ascii="Book Antiqua" w:hAnsi="Book Antiqua"/>
-        </w:rPr>
-        <w:tab/>
-      </w:r>
-      <w:r>
-        <w:rPr>
-          <w:rFonts w:ascii="Book Antiqua" w:hAnsi="Book Antiqua"/>
-        </w:rPr>
-        <w:tab/>
-      </w:r>
-      <w:r>
-        <w:rPr>
-          <w:rFonts w:ascii="Book Antiqua" w:hAnsi="Book Antiqua"/>
-        </w:rPr>
-        <w:t xml:space="preserve">d) </w:t>
-      </w:r>
-      <w:r>
-        <w:rPr>
-          <w:rFonts w:ascii="Book Antiqua" w:hAnsi="Book Antiqua"/>
-          <w:position w:val="-28"/>
-        </w:rPr>
-        <w:object w:dxaOrig="2880" w:dyaOrig="680" w14:anchorId="5E2922C4">
-          <v:shape id="_x0000_i1029" type="#_x0000_t75" style="width:2in;height:34.45pt" o:ole="">
-            <v:imagedata r:id="rId13" o:title=""/>
-          </v:shape>
-          <o:OLEObject Type="Embed" ProgID="Equation.3" ShapeID="_x0000_i1029" DrawAspect="Content" ObjectID="_1834500531" r:id="rId14"/>
-        </w:object>
-      </w:r>
-    </w:p>
-    <w:p>
-      <w:pPr>
-        <w:ind w:left="454"/>
-        <w:jc w:val="both"/>
-        <w:rPr>
-          <w:rFonts w:ascii="Book Antiqua" w:hAnsi="Book Antiqua"/>
-        </w:rPr>
-      </w:pPr>
-    </w:p>
-    <w:p>
-      <w:pPr>
-        <w:tabs>
-          <w:tab w:val="left" w:pos="426"/>
-        </w:tabs>
-        <w:spacing w:after="60"/>
-        <w:rPr>
-          <w:rFonts w:ascii="Book Antiqua" w:hAnsi="Book Antiqua"/>
-        </w:rPr>
-      </w:pPr>
-      <w:r>
-        <w:rPr>
-          <w:rFonts w:ascii="Book Antiqua" w:hAnsi="Book Antiqua"/>
-        </w:rPr>
-        <w:t>2)</w:t>
-      </w:r>
-      <w:r>
-        <w:rPr>
-          <w:rFonts w:ascii="Book Antiqua" w:hAnsi="Book Antiqua"/>
-        </w:rPr>
-        <w:tab/>
-        <w:t>Os dados da tabela abaixo se referem ao peso (kg) e comprimento (cm) de 10 cães.</w:t>
       </w:r>
     </w:p>
     <w:tbl>
@@ -3694,22 +2764,17 @@
         <w:jc w:val="both"/>
         <w:rPr>
           <w:rFonts w:ascii="Book Antiqua" w:hAnsi="Book Antiqua"/>
-          <w:szCs w:val="24"/>
-        </w:rPr>
-      </w:pPr>
-      <w:r>
-        <w:rPr>
-          <w:rFonts w:ascii="Book Antiqua" w:hAnsi="Book Antiqua"/>
-          <w:szCs w:val="24"/>
-        </w:rPr>
-        <w:t>Calcular a média, a variância, o desvio padrão e o coeficiente de variação para cada uma das variáveis.</w:t>
-      </w:r>
-      <w:r>
-        <w:rPr>
-          <w:rFonts w:ascii="Book Antiqua" w:hAnsi="Book Antiqua"/>
-          <w:szCs w:val="24"/>
-        </w:rPr>
-        <w:t xml:space="preserve"> </w:t>
+          <w:sz w:val="20"/>
+          <w:szCs w:val="20"/>
+        </w:rPr>
+      </w:pPr>
+      <w:r>
+        <w:rPr>
+          <w:rFonts w:ascii="Book Antiqua" w:hAnsi="Book Antiqua"/>
+          <w:sz w:val="20"/>
+          <w:szCs w:val="20"/>
+        </w:rPr>
+        <w:t xml:space="preserve">Calcular a média, a variância, o desvio padrão e o coeficiente de variação para cada uma das variáveis. </w:t>
       </w:r>
     </w:p>
     <w:p>
@@ -3728,13 +2793,15 @@
         <w:jc w:val="both"/>
         <w:rPr>
           <w:rFonts w:ascii="Book Antiqua" w:hAnsi="Book Antiqua"/>
-          <w:szCs w:val="24"/>
-        </w:rPr>
-      </w:pPr>
-      <w:r>
-        <w:rPr>
-          <w:rFonts w:ascii="Book Antiqua" w:hAnsi="Book Antiqua"/>
-          <w:szCs w:val="24"/>
+          <w:sz w:val="20"/>
+          <w:szCs w:val="20"/>
+        </w:rPr>
+      </w:pPr>
+      <w:r>
+        <w:rPr>
+          <w:rFonts w:ascii="Book Antiqua" w:hAnsi="Book Antiqua"/>
+          <w:sz w:val="20"/>
+          <w:szCs w:val="20"/>
         </w:rPr>
         <w:t>Qual dessas medidas você acha adequada para medir a variabilidade dos dados em cada uma das variáveis?</w:t>
       </w:r>
@@ -3755,24 +2822,61 @@
         <w:jc w:val="both"/>
         <w:rPr>
           <w:rFonts w:ascii="Book Antiqua" w:hAnsi="Book Antiqua"/>
-          <w:szCs w:val="24"/>
-        </w:rPr>
-      </w:pPr>
-      <w:r>
-        <w:rPr>
-          <w:rFonts w:ascii="Book Antiqua" w:hAnsi="Book Antiqua"/>
-          <w:szCs w:val="24"/>
-        </w:rPr>
-        <w:t>E qual delas você julga adequada para comparar as variabilidades dos dois conjuntos de dados? Qual o mais variável?</w:t>
+          <w:sz w:val="20"/>
+          <w:szCs w:val="20"/>
+        </w:rPr>
+      </w:pPr>
+      <w:r>
+        <w:rPr>
+          <w:rFonts w:ascii="Book Antiqua" w:hAnsi="Book Antiqua"/>
+          <w:sz w:val="20"/>
+          <w:szCs w:val="20"/>
+        </w:rPr>
+        <w:t xml:space="preserve">E qual delas você julga adequada para comparar as variabilidades </w:t>
+      </w:r>
+      <w:r>
+        <w:rPr>
+          <w:rFonts w:ascii="Book Antiqua" w:hAnsi="Book Antiqua"/>
+          <w:sz w:val="20"/>
+          <w:szCs w:val="20"/>
+        </w:rPr>
+        <w:t>entre as duas variáveis</w:t>
+      </w:r>
+      <w:r>
+        <w:rPr>
+          <w:rFonts w:ascii="Book Antiqua" w:hAnsi="Book Antiqua"/>
+          <w:sz w:val="20"/>
+          <w:szCs w:val="20"/>
+        </w:rPr>
+        <w:t xml:space="preserve">? Qual </w:t>
+      </w:r>
+      <w:r>
+        <w:rPr>
+          <w:rFonts w:ascii="Book Antiqua" w:hAnsi="Book Antiqua"/>
+          <w:sz w:val="20"/>
+          <w:szCs w:val="20"/>
+        </w:rPr>
+        <w:t>a</w:t>
+      </w:r>
+      <w:r>
+        <w:rPr>
+          <w:rFonts w:ascii="Book Antiqua" w:hAnsi="Book Antiqua"/>
+          <w:sz w:val="20"/>
+          <w:szCs w:val="20"/>
+        </w:rPr>
+        <w:t xml:space="preserve"> mais variável?</w:t>
       </w:r>
     </w:p>
     <w:p>
       <w:pPr>
         <w:pStyle w:val="Recuodecorpodetexto3"/>
+        <w:spacing w:after="0"/>
         <w:ind w:left="720"/>
-        <w:rPr>
-          <w:rFonts w:ascii="Book Antiqua" w:hAnsi="Book Antiqua"/>
-          <w:szCs w:val="24"/>
+        <w:jc w:val="both"/>
+        <w:rPr>
+          <w:rFonts w:ascii="Book Antiqua" w:hAnsi="Book Antiqua"/>
+          <w:sz w:val="20"/>
+          <w:szCs w:val="20"/>
         </w:rPr>
       </w:pPr>
     </w:p>
@@ -3786,39 +2890,41 @@
         <w:ind w:left="425" w:hanging="425"/>
         <w:rPr>
           <w:rFonts w:ascii="Book Antiqua" w:hAnsi="Book Antiqua"/>
-          <w:szCs w:val="24"/>
-        </w:rPr>
-      </w:pPr>
-      <w:r>
-        <w:rPr>
-          <w:rFonts w:ascii="Book Antiqua" w:hAnsi="Book Antiqua"/>
-          <w:szCs w:val="24"/>
-        </w:rPr>
-        <w:t>3)</w:t>
-      </w:r>
-      <w:r>
-        <w:rPr>
-          <w:rFonts w:ascii="Book Antiqua" w:hAnsi="Book Antiqua"/>
-          <w:szCs w:val="24"/>
+          <w:sz w:val="20"/>
+          <w:szCs w:val="20"/>
+        </w:rPr>
+      </w:pPr>
+      <w:r>
+        <w:rPr>
+          <w:rFonts w:ascii="Book Antiqua" w:hAnsi="Book Antiqua"/>
+          <w:sz w:val="20"/>
+          <w:szCs w:val="20"/>
+        </w:rPr>
+        <w:t>4</w:t>
+      </w:r>
+      <w:r>
+        <w:rPr>
+          <w:rFonts w:ascii="Book Antiqua" w:hAnsi="Book Antiqua"/>
+          <w:sz w:val="20"/>
+          <w:szCs w:val="20"/>
+        </w:rPr>
+        <w:t>)</w:t>
+      </w:r>
+      <w:r>
+        <w:rPr>
+          <w:rFonts w:ascii="Book Antiqua" w:hAnsi="Book Antiqua"/>
+          <w:sz w:val="20"/>
+          <w:szCs w:val="20"/>
         </w:rPr>
         <w:tab/>
-        <w:t xml:space="preserve">Os dados abaixo se referem à produção média diária, em quilogramas, de leite de um rebanho da raça </w:t>
-      </w:r>
-      <w:proofErr w:type="spellStart"/>
-      <w:r>
-        <w:rPr>
-          <w:rFonts w:ascii="Book Antiqua" w:hAnsi="Book Antiqua"/>
-          <w:szCs w:val="24"/>
-        </w:rPr>
-        <w:t>Gir</w:t>
-      </w:r>
-      <w:proofErr w:type="spellEnd"/>
-      <w:r>
-        <w:rPr>
-          <w:rFonts w:ascii="Book Antiqua" w:hAnsi="Book Antiqua"/>
-          <w:szCs w:val="24"/>
-        </w:rPr>
-        <w:t>, pertencente à Fazenda Santana da Serra no Município de Cajuru, SP.</w:t>
+      </w:r>
+      <w:r>
+        <w:rPr>
+          <w:rFonts w:ascii="Book Antiqua" w:hAnsi="Book Antiqua"/>
+          <w:sz w:val="20"/>
+          <w:szCs w:val="20"/>
+        </w:rPr>
+        <w:t>Os dados abaixo se referem ao valor mensal de aluguel de imóveis comerciais (em milhares de reais) observados em diferentes regiões do município de São Paulo.</w:t>
       </w:r>
     </w:p>
     <w:tbl>
@@ -3835,8 +2941,8 @@
       <w:tblGrid>
         <w:gridCol w:w="2334"/>
         <w:gridCol w:w="75"/>
-        <w:gridCol w:w="1365"/>
-        <w:gridCol w:w="5280"/>
+        <w:gridCol w:w="1490"/>
+        <w:gridCol w:w="5155"/>
       </w:tblGrid>
       <w:tr>
         <w:trPr>
@@ -3857,19 +2963,23 @@
               <w:jc w:val="center"/>
               <w:rPr>
                 <w:rFonts w:ascii="Book Antiqua" w:hAnsi="Book Antiqua"/>
+                <w:sz w:val="20"/>
+                <w:szCs w:val="20"/>
               </w:rPr>
             </w:pPr>
             <w:r>
               <w:rPr>
                 <w:rFonts w:ascii="Book Antiqua" w:hAnsi="Book Antiqua"/>
-              </w:rPr>
-              <w:t>Produção de Leite (kg)</w:t>
+                <w:sz w:val="20"/>
+                <w:szCs w:val="20"/>
+              </w:rPr>
+              <w:t>Valor do aluguel (mil R$)</w:t>
             </w:r>
           </w:p>
         </w:tc>
         <w:tc>
           <w:tcPr>
-            <w:tcW w:w="1365" w:type="dxa"/>
+            <w:tcW w:w="1490" w:type="dxa"/>
             <w:tcBorders>
               <w:top w:val="single" w:sz="6" w:space="0" w:color="auto"/>
               <w:bottom w:val="single" w:sz="6" w:space="0" w:color="auto"/>
@@ -3881,19 +2991,23 @@
               <w:jc w:val="center"/>
               <w:rPr>
                 <w:rFonts w:ascii="Book Antiqua" w:hAnsi="Book Antiqua"/>
+                <w:sz w:val="20"/>
+                <w:szCs w:val="20"/>
               </w:rPr>
             </w:pPr>
             <w:r>
               <w:rPr>
                 <w:rFonts w:ascii="Book Antiqua" w:hAnsi="Book Antiqua"/>
-              </w:rPr>
-              <w:t>Nº de Vacas</w:t>
+                <w:sz w:val="20"/>
+                <w:szCs w:val="20"/>
+              </w:rPr>
+              <w:t>Nº de imóveis</w:t>
             </w:r>
           </w:p>
         </w:tc>
         <w:tc>
           <w:tcPr>
-            <w:tcW w:w="5280" w:type="dxa"/>
+            <w:tcW w:w="5155" w:type="dxa"/>
             <w:vMerge w:val="restart"/>
           </w:tcPr>
           <w:p>
@@ -3911,13 +3025,33 @@
               <w:jc w:val="both"/>
               <w:rPr>
                 <w:rFonts w:ascii="Book Antiqua" w:hAnsi="Book Antiqua"/>
+                <w:sz w:val="20"/>
+                <w:szCs w:val="20"/>
               </w:rPr>
             </w:pPr>
             <w:r>
               <w:rPr>
                 <w:rFonts w:ascii="Book Antiqua" w:hAnsi="Book Antiqua"/>
-              </w:rPr>
-              <w:t>Calcular a média, a variância e o coeficiente de variação (CV).</w:t>
+                <w:sz w:val="20"/>
+                <w:szCs w:val="20"/>
+              </w:rPr>
+              <w:t xml:space="preserve">Calcular a média, </w:t>
+            </w:r>
+            <w:r>
+              <w:rPr>
+                <w:rFonts w:ascii="Book Antiqua" w:hAnsi="Book Antiqua"/>
+                <w:sz w:val="20"/>
+                <w:szCs w:val="20"/>
+              </w:rPr>
+              <w:t>o desvio-padrão</w:t>
+            </w:r>
+            <w:r>
+              <w:rPr>
+                <w:rFonts w:ascii="Book Antiqua" w:hAnsi="Book Antiqua"/>
+                <w:sz w:val="20"/>
+                <w:szCs w:val="20"/>
+              </w:rPr>
+              <w:t xml:space="preserve"> e o coeficiente de variação (CV).</w:t>
             </w:r>
           </w:p>
           <w:p>
@@ -3934,11 +3068,15 @@
               <w:jc w:val="both"/>
               <w:rPr>
                 <w:rFonts w:ascii="Book Antiqua" w:hAnsi="Book Antiqua"/>
+                <w:sz w:val="20"/>
+                <w:szCs w:val="20"/>
               </w:rPr>
             </w:pPr>
             <w:r>
               <w:rPr>
                 <w:rFonts w:ascii="Book Antiqua" w:hAnsi="Book Antiqua"/>
+                <w:sz w:val="20"/>
+                <w:szCs w:val="20"/>
               </w:rPr>
               <w:t>Representar graficamente a distribuição de frequências por um histograma.</w:t>
             </w:r>
@@ -3957,13 +3095,97 @@
               <w:jc w:val="both"/>
               <w:rPr>
                 <w:rFonts w:ascii="Book Antiqua" w:hAnsi="Book Antiqua"/>
+                <w:sz w:val="20"/>
+                <w:szCs w:val="20"/>
               </w:rPr>
             </w:pPr>
             <w:r>
               <w:rPr>
                 <w:rFonts w:ascii="Book Antiqua" w:hAnsi="Book Antiqua"/>
-              </w:rPr>
-              <w:t>Através do histograma, determinar (1) a mediana, (2) o valor que separa as 25% das vacas mais produtivas (3º Quartil) e (3) a porcentagem de vacas com produção de leite abaixo da média.</w:t>
+                <w:sz w:val="20"/>
+                <w:szCs w:val="20"/>
+              </w:rPr>
+              <w:t>Através do histograma, determinar (1) a mediana, (2) o valor que separa as 25% d</w:t>
+            </w:r>
+            <w:r>
+              <w:rPr>
+                <w:rFonts w:ascii="Book Antiqua" w:hAnsi="Book Antiqua"/>
+                <w:sz w:val="20"/>
+                <w:szCs w:val="20"/>
+              </w:rPr>
+              <w:t>os</w:t>
+            </w:r>
+            <w:r>
+              <w:rPr>
+                <w:rFonts w:ascii="Book Antiqua" w:hAnsi="Book Antiqua"/>
+                <w:sz w:val="20"/>
+                <w:szCs w:val="20"/>
+              </w:rPr>
+              <w:t xml:space="preserve"> </w:t>
+            </w:r>
+            <w:r>
+              <w:rPr>
+                <w:rFonts w:ascii="Book Antiqua" w:hAnsi="Book Antiqua"/>
+                <w:sz w:val="20"/>
+                <w:szCs w:val="20"/>
+              </w:rPr>
+              <w:t>imóveis</w:t>
+            </w:r>
+            <w:r>
+              <w:rPr>
+                <w:rFonts w:ascii="Book Antiqua" w:hAnsi="Book Antiqua"/>
+                <w:sz w:val="20"/>
+                <w:szCs w:val="20"/>
+              </w:rPr>
+              <w:t xml:space="preserve"> mais </w:t>
+            </w:r>
+            <w:r>
+              <w:rPr>
+                <w:rFonts w:ascii="Book Antiqua" w:hAnsi="Book Antiqua"/>
+                <w:sz w:val="20"/>
+                <w:szCs w:val="20"/>
+              </w:rPr>
+              <w:t>caros</w:t>
+            </w:r>
+            <w:r>
+              <w:rPr>
+                <w:rFonts w:ascii="Book Antiqua" w:hAnsi="Book Antiqua"/>
+                <w:sz w:val="20"/>
+                <w:szCs w:val="20"/>
+              </w:rPr>
+              <w:t xml:space="preserve"> (3º Quartil) e (3) a porcentagem de </w:t>
+            </w:r>
+            <w:r>
+              <w:rPr>
+                <w:rFonts w:ascii="Book Antiqua" w:hAnsi="Book Antiqua"/>
+                <w:sz w:val="20"/>
+                <w:szCs w:val="20"/>
+              </w:rPr>
+              <w:t>imóveis</w:t>
+            </w:r>
+            <w:r>
+              <w:rPr>
+                <w:rFonts w:ascii="Book Antiqua" w:hAnsi="Book Antiqua"/>
+                <w:sz w:val="20"/>
+                <w:szCs w:val="20"/>
+              </w:rPr>
+              <w:t xml:space="preserve"> com </w:t>
+            </w:r>
+            <w:r>
+              <w:rPr>
+                <w:rFonts w:ascii="Book Antiqua" w:hAnsi="Book Antiqua"/>
+                <w:sz w:val="20"/>
+                <w:szCs w:val="20"/>
+              </w:rPr>
+              <w:t>valor de colocação</w:t>
+            </w:r>
+            <w:r>
+              <w:rPr>
+                <w:rFonts w:ascii="Book Antiqua" w:hAnsi="Book Antiqua"/>
+                <w:sz w:val="20"/>
+                <w:szCs w:val="20"/>
+              </w:rPr>
+              <w:t xml:space="preserve"> abaixo da média.</w:t>
             </w:r>
           </w:p>
           <w:p>
@@ -3980,13 +3202,41 @@
               <w:jc w:val="both"/>
               <w:rPr>
                 <w:rFonts w:ascii="Book Antiqua" w:hAnsi="Book Antiqua"/>
+                <w:sz w:val="20"/>
+                <w:szCs w:val="20"/>
               </w:rPr>
             </w:pPr>
             <w:r>
               <w:rPr>
                 <w:rFonts w:ascii="Book Antiqua" w:hAnsi="Book Antiqua"/>
-              </w:rPr>
-              <w:t>Considerando que até um CV de 20%, o rebanho é tomado como homogêneo, qual a sua conclusão para esse rebanho.</w:t>
+                <w:sz w:val="20"/>
+                <w:szCs w:val="20"/>
+              </w:rPr>
+              <w:t xml:space="preserve">Considerando que até um CV de 20%, </w:t>
+            </w:r>
+            <w:r>
+              <w:rPr>
+                <w:rFonts w:ascii="Book Antiqua" w:hAnsi="Book Antiqua"/>
+                <w:sz w:val="20"/>
+                <w:szCs w:val="20"/>
+              </w:rPr>
+              <w:t>o preço de imóveis em um município pode ser considerado homogêneo</w:t>
+            </w:r>
+            <w:r>
+              <w:rPr>
+                <w:rFonts w:ascii="Book Antiqua" w:hAnsi="Book Antiqua"/>
+                <w:sz w:val="20"/>
+                <w:szCs w:val="20"/>
+              </w:rPr>
+              <w:t xml:space="preserve">, qual a sua conclusão para </w:t>
+            </w:r>
+            <w:r>
+              <w:rPr>
+                <w:rFonts w:ascii="Book Antiqua" w:hAnsi="Book Antiqua"/>
+                <w:sz w:val="20"/>
+                <w:szCs w:val="20"/>
+              </w:rPr>
+              <w:t>São Paulo?</w:t>
             </w:r>
           </w:p>
         </w:tc>
@@ -4006,51 +3256,23 @@
               <w:jc w:val="center"/>
               <w:rPr>
                 <w:rFonts w:ascii="Book Antiqua" w:hAnsi="Book Antiqua"/>
+                <w:sz w:val="20"/>
+                <w:szCs w:val="20"/>
               </w:rPr>
             </w:pPr>
-            <w:proofErr w:type="gramStart"/>
-            <w:r>
-              <w:rPr>
-                <w:rFonts w:ascii="Book Antiqua" w:hAnsi="Book Antiqua"/>
-              </w:rPr>
-              <w:t>[</w:t>
-            </w:r>
-            <w:r>
-              <w:rPr>
-                <w:rFonts w:ascii="Book Antiqua" w:hAnsi="Book Antiqua"/>
-              </w:rPr>
-              <w:t xml:space="preserve"> </w:t>
-            </w:r>
-            <w:r>
-              <w:rPr>
-                <w:rFonts w:ascii="Book Antiqua" w:hAnsi="Book Antiqua"/>
-              </w:rPr>
-              <w:t>3</w:t>
-            </w:r>
-            <w:proofErr w:type="gramEnd"/>
-            <w:r>
-              <w:rPr>
-                <w:rFonts w:ascii="Book Antiqua" w:hAnsi="Book Antiqua"/>
-              </w:rPr>
-              <w:t>,</w:t>
-            </w:r>
-            <w:r>
-              <w:rPr>
-                <w:rFonts w:ascii="Book Antiqua" w:hAnsi="Book Antiqua"/>
-              </w:rPr>
-              <w:t xml:space="preserve"> </w:t>
-            </w:r>
-            <w:r>
-              <w:rPr>
-                <w:rFonts w:ascii="Book Antiqua" w:hAnsi="Book Antiqua"/>
-              </w:rPr>
-              <w:t>7)</w:t>
+            <w:r>
+              <w:rPr>
+                <w:rFonts w:ascii="Book Antiqua" w:hAnsi="Book Antiqua"/>
+                <w:sz w:val="20"/>
+                <w:szCs w:val="20"/>
+              </w:rPr>
+              <w:t>[ 3, 7)</w:t>
             </w:r>
           </w:p>
         </w:tc>
         <w:tc>
           <w:tcPr>
-            <w:tcW w:w="1365" w:type="dxa"/>
+            <w:tcW w:w="1490" w:type="dxa"/>
           </w:tcPr>
           <w:p>
             <w:pPr>
@@ -4058,11 +3280,15 @@
               <w:jc w:val="center"/>
               <w:rPr>
                 <w:rFonts w:ascii="Book Antiqua" w:hAnsi="Book Antiqua"/>
+                <w:sz w:val="20"/>
+                <w:szCs w:val="20"/>
               </w:rPr>
             </w:pPr>
             <w:r>
               <w:rPr>
                 <w:rFonts w:ascii="Book Antiqua" w:hAnsi="Book Antiqua"/>
+                <w:sz w:val="20"/>
+                <w:szCs w:val="20"/>
               </w:rPr>
               <w:t xml:space="preserve"> 22</w:t>
             </w:r>
@@ -4070,7 +3296,7 @@
         </w:tc>
         <w:tc>
           <w:tcPr>
-            <w:tcW w:w="5280" w:type="dxa"/>
+            <w:tcW w:w="5155" w:type="dxa"/>
             <w:vMerge/>
           </w:tcPr>
           <w:p>
@@ -4079,6 +3305,8 @@
               <w:jc w:val="center"/>
               <w:rPr>
                 <w:rFonts w:ascii="Book Antiqua" w:hAnsi="Book Antiqua"/>
+                <w:sz w:val="20"/>
+                <w:szCs w:val="20"/>
               </w:rPr>
             </w:pPr>
           </w:p>
@@ -4099,39 +3327,23 @@
               <w:jc w:val="center"/>
               <w:rPr>
                 <w:rFonts w:ascii="Book Antiqua" w:hAnsi="Book Antiqua"/>
+                <w:sz w:val="20"/>
+                <w:szCs w:val="20"/>
               </w:rPr>
             </w:pPr>
-            <w:proofErr w:type="gramStart"/>
-            <w:r>
-              <w:rPr>
-                <w:rFonts w:ascii="Book Antiqua" w:hAnsi="Book Antiqua"/>
-              </w:rPr>
-              <w:t>[</w:t>
-            </w:r>
-            <w:r>
-              <w:rPr>
-                <w:rFonts w:ascii="Book Antiqua" w:hAnsi="Book Antiqua"/>
-              </w:rPr>
-              <w:t xml:space="preserve"> </w:t>
-            </w:r>
-            <w:r>
-              <w:rPr>
-                <w:rFonts w:ascii="Book Antiqua" w:hAnsi="Book Antiqua"/>
-              </w:rPr>
-              <w:t>7</w:t>
-            </w:r>
-            <w:proofErr w:type="gramEnd"/>
-            <w:r>
-              <w:rPr>
-                <w:rFonts w:ascii="Book Antiqua" w:hAnsi="Book Antiqua"/>
-              </w:rPr>
-              <w:t>, 11)</w:t>
+            <w:r>
+              <w:rPr>
+                <w:rFonts w:ascii="Book Antiqua" w:hAnsi="Book Antiqua"/>
+                <w:sz w:val="20"/>
+                <w:szCs w:val="20"/>
+              </w:rPr>
+              <w:t>[ 7, 11)</w:t>
             </w:r>
           </w:p>
         </w:tc>
         <w:tc>
           <w:tcPr>
-            <w:tcW w:w="1365" w:type="dxa"/>
+            <w:tcW w:w="1490" w:type="dxa"/>
           </w:tcPr>
           <w:p>
             <w:pPr>
@@ -4139,11 +3351,15 @@
               <w:jc w:val="center"/>
               <w:rPr>
                 <w:rFonts w:ascii="Book Antiqua" w:hAnsi="Book Antiqua"/>
+                <w:sz w:val="20"/>
+                <w:szCs w:val="20"/>
               </w:rPr>
             </w:pPr>
             <w:r>
               <w:rPr>
                 <w:rFonts w:ascii="Book Antiqua" w:hAnsi="Book Antiqua"/>
+                <w:sz w:val="20"/>
+                <w:szCs w:val="20"/>
               </w:rPr>
               <w:t xml:space="preserve"> 35</w:t>
             </w:r>
@@ -4151,7 +3367,7 @@
         </w:tc>
         <w:tc>
           <w:tcPr>
-            <w:tcW w:w="5280" w:type="dxa"/>
+            <w:tcW w:w="5155" w:type="dxa"/>
             <w:vMerge/>
           </w:tcPr>
           <w:p>
@@ -4160,6 +3376,8 @@
               <w:jc w:val="center"/>
               <w:rPr>
                 <w:rFonts w:ascii="Book Antiqua" w:hAnsi="Book Antiqua"/>
+                <w:sz w:val="20"/>
+                <w:szCs w:val="20"/>
               </w:rPr>
             </w:pPr>
           </w:p>
@@ -4180,11 +3398,15 @@
               <w:jc w:val="center"/>
               <w:rPr>
                 <w:rFonts w:ascii="Book Antiqua" w:hAnsi="Book Antiqua"/>
+                <w:sz w:val="20"/>
+                <w:szCs w:val="20"/>
               </w:rPr>
             </w:pPr>
             <w:r>
               <w:rPr>
                 <w:rFonts w:ascii="Book Antiqua" w:hAnsi="Book Antiqua"/>
+                <w:sz w:val="20"/>
+                <w:szCs w:val="20"/>
               </w:rPr>
               <w:t>[11, 15)</w:t>
             </w:r>
@@ -4192,7 +3414,7 @@
         </w:tc>
         <w:tc>
           <w:tcPr>
-            <w:tcW w:w="1365" w:type="dxa"/>
+            <w:tcW w:w="1490" w:type="dxa"/>
           </w:tcPr>
           <w:p>
             <w:pPr>
@@ -4200,11 +3422,15 @@
               <w:jc w:val="center"/>
               <w:rPr>
                 <w:rFonts w:ascii="Book Antiqua" w:hAnsi="Book Antiqua"/>
+                <w:sz w:val="20"/>
+                <w:szCs w:val="20"/>
               </w:rPr>
             </w:pPr>
             <w:r>
               <w:rPr>
                 <w:rFonts w:ascii="Book Antiqua" w:hAnsi="Book Antiqua"/>
+                <w:sz w:val="20"/>
+                <w:szCs w:val="20"/>
               </w:rPr>
               <w:t xml:space="preserve"> 52</w:t>
             </w:r>
@@ -4212,7 +3438,7 @@
         </w:tc>
         <w:tc>
           <w:tcPr>
-            <w:tcW w:w="5280" w:type="dxa"/>
+            <w:tcW w:w="5155" w:type="dxa"/>
             <w:vMerge/>
           </w:tcPr>
           <w:p>
@@ -4221,6 +3447,8 @@
               <w:jc w:val="center"/>
               <w:rPr>
                 <w:rFonts w:ascii="Book Antiqua" w:hAnsi="Book Antiqua"/>
+                <w:sz w:val="20"/>
+                <w:szCs w:val="20"/>
               </w:rPr>
             </w:pPr>
           </w:p>
@@ -4241,11 +3469,15 @@
               <w:jc w:val="center"/>
               <w:rPr>
                 <w:rFonts w:ascii="Book Antiqua" w:hAnsi="Book Antiqua"/>
+                <w:sz w:val="20"/>
+                <w:szCs w:val="20"/>
               </w:rPr>
             </w:pPr>
             <w:r>
               <w:rPr>
                 <w:rFonts w:ascii="Book Antiqua" w:hAnsi="Book Antiqua"/>
+                <w:sz w:val="20"/>
+                <w:szCs w:val="20"/>
               </w:rPr>
               <w:t>[15, 19)</w:t>
             </w:r>
@@ -4253,7 +3485,7 @@
         </w:tc>
         <w:tc>
           <w:tcPr>
-            <w:tcW w:w="1365" w:type="dxa"/>
+            <w:tcW w:w="1490" w:type="dxa"/>
           </w:tcPr>
           <w:p>
             <w:pPr>
@@ -4261,11 +3493,15 @@
               <w:jc w:val="center"/>
               <w:rPr>
                 <w:rFonts w:ascii="Book Antiqua" w:hAnsi="Book Antiqua"/>
+                <w:sz w:val="20"/>
+                <w:szCs w:val="20"/>
               </w:rPr>
             </w:pPr>
             <w:r>
               <w:rPr>
                 <w:rFonts w:ascii="Book Antiqua" w:hAnsi="Book Antiqua"/>
+                <w:sz w:val="20"/>
+                <w:szCs w:val="20"/>
               </w:rPr>
               <w:t xml:space="preserve"> 85</w:t>
             </w:r>
@@ -4273,7 +3509,7 @@
         </w:tc>
         <w:tc>
           <w:tcPr>
-            <w:tcW w:w="5280" w:type="dxa"/>
+            <w:tcW w:w="5155" w:type="dxa"/>
             <w:vMerge/>
           </w:tcPr>
           <w:p>
@@ -4282,6 +3518,8 @@
               <w:jc w:val="center"/>
               <w:rPr>
                 <w:rFonts w:ascii="Book Antiqua" w:hAnsi="Book Antiqua"/>
+                <w:sz w:val="20"/>
+                <w:szCs w:val="20"/>
               </w:rPr>
             </w:pPr>
           </w:p>
@@ -4302,11 +3540,15 @@
               <w:jc w:val="center"/>
               <w:rPr>
                 <w:rFonts w:ascii="Book Antiqua" w:hAnsi="Book Antiqua"/>
+                <w:sz w:val="20"/>
+                <w:szCs w:val="20"/>
               </w:rPr>
             </w:pPr>
             <w:r>
               <w:rPr>
                 <w:rFonts w:ascii="Book Antiqua" w:hAnsi="Book Antiqua"/>
+                <w:sz w:val="20"/>
+                <w:szCs w:val="20"/>
               </w:rPr>
               <w:t>[19, 23)</w:t>
             </w:r>
@@ -4314,7 +3556,7 @@
         </w:tc>
         <w:tc>
           <w:tcPr>
-            <w:tcW w:w="1365" w:type="dxa"/>
+            <w:tcW w:w="1490" w:type="dxa"/>
           </w:tcPr>
           <w:p>
             <w:pPr>
@@ -4322,11 +3564,15 @@
               <w:jc w:val="center"/>
               <w:rPr>
                 <w:rFonts w:ascii="Book Antiqua" w:hAnsi="Book Antiqua"/>
+                <w:sz w:val="20"/>
+                <w:szCs w:val="20"/>
               </w:rPr>
             </w:pPr>
             <w:r>
               <w:rPr>
                 <w:rFonts w:ascii="Book Antiqua" w:hAnsi="Book Antiqua"/>
+                <w:sz w:val="20"/>
+                <w:szCs w:val="20"/>
               </w:rPr>
               <w:t xml:space="preserve"> 63</w:t>
             </w:r>
@@ -4334,7 +3580,7 @@
         </w:tc>
         <w:tc>
           <w:tcPr>
-            <w:tcW w:w="5280" w:type="dxa"/>
+            <w:tcW w:w="5155" w:type="dxa"/>
             <w:vMerge/>
           </w:tcPr>
           <w:p>
@@ -4343,6 +3589,8 @@
               <w:jc w:val="center"/>
               <w:rPr>
                 <w:rFonts w:ascii="Book Antiqua" w:hAnsi="Book Antiqua"/>
+                <w:sz w:val="20"/>
+                <w:szCs w:val="20"/>
               </w:rPr>
             </w:pPr>
           </w:p>
@@ -4363,11 +3611,15 @@
               <w:jc w:val="center"/>
               <w:rPr>
                 <w:rFonts w:ascii="Book Antiqua" w:hAnsi="Book Antiqua"/>
+                <w:sz w:val="20"/>
+                <w:szCs w:val="20"/>
               </w:rPr>
             </w:pPr>
             <w:r>
               <w:rPr>
                 <w:rFonts w:ascii="Book Antiqua" w:hAnsi="Book Antiqua"/>
+                <w:sz w:val="20"/>
+                <w:szCs w:val="20"/>
               </w:rPr>
               <w:t>[23, 27)</w:t>
             </w:r>
@@ -4375,7 +3627,7 @@
         </w:tc>
         <w:tc>
           <w:tcPr>
-            <w:tcW w:w="1365" w:type="dxa"/>
+            <w:tcW w:w="1490" w:type="dxa"/>
           </w:tcPr>
           <w:p>
             <w:pPr>
@@ -4383,11 +3635,15 @@
               <w:jc w:val="center"/>
               <w:rPr>
                 <w:rFonts w:ascii="Book Antiqua" w:hAnsi="Book Antiqua"/>
+                <w:sz w:val="20"/>
+                <w:szCs w:val="20"/>
               </w:rPr>
             </w:pPr>
             <w:r>
               <w:rPr>
                 <w:rFonts w:ascii="Book Antiqua" w:hAnsi="Book Antiqua"/>
+                <w:sz w:val="20"/>
+                <w:szCs w:val="20"/>
               </w:rPr>
               <w:t xml:space="preserve"> 43</w:t>
             </w:r>
@@ -4395,7 +3651,7 @@
         </w:tc>
         <w:tc>
           <w:tcPr>
-            <w:tcW w:w="5280" w:type="dxa"/>
+            <w:tcW w:w="5155" w:type="dxa"/>
             <w:vMerge/>
           </w:tcPr>
           <w:p>
@@ -4404,6 +3660,8 @@
               <w:jc w:val="center"/>
               <w:rPr>
                 <w:rFonts w:ascii="Book Antiqua" w:hAnsi="Book Antiqua"/>
+                <w:sz w:val="20"/>
+                <w:szCs w:val="20"/>
               </w:rPr>
             </w:pPr>
           </w:p>
@@ -4424,11 +3682,15 @@
               <w:jc w:val="center"/>
               <w:rPr>
                 <w:rFonts w:ascii="Book Antiqua" w:hAnsi="Book Antiqua"/>
+                <w:sz w:val="20"/>
+                <w:szCs w:val="20"/>
               </w:rPr>
             </w:pPr>
             <w:r>
               <w:rPr>
                 <w:rFonts w:ascii="Book Antiqua" w:hAnsi="Book Antiqua"/>
+                <w:sz w:val="20"/>
+                <w:szCs w:val="20"/>
               </w:rPr>
               <w:t>[27, 31)</w:t>
             </w:r>
@@ -4436,7 +3698,7 @@
         </w:tc>
         <w:tc>
           <w:tcPr>
-            <w:tcW w:w="1365" w:type="dxa"/>
+            <w:tcW w:w="1490" w:type="dxa"/>
           </w:tcPr>
           <w:p>
             <w:pPr>
@@ -4444,11 +3706,15 @@
               <w:jc w:val="center"/>
               <w:rPr>
                 <w:rFonts w:ascii="Book Antiqua" w:hAnsi="Book Antiqua"/>
+                <w:sz w:val="20"/>
+                <w:szCs w:val="20"/>
               </w:rPr>
             </w:pPr>
             <w:r>
               <w:rPr>
                 <w:rFonts w:ascii="Book Antiqua" w:hAnsi="Book Antiqua"/>
+                <w:sz w:val="20"/>
+                <w:szCs w:val="20"/>
               </w:rPr>
               <w:t xml:space="preserve"> 28</w:t>
             </w:r>
@@ -4456,7 +3722,7 @@
         </w:tc>
         <w:tc>
           <w:tcPr>
-            <w:tcW w:w="5280" w:type="dxa"/>
+            <w:tcW w:w="5155" w:type="dxa"/>
             <w:vMerge/>
           </w:tcPr>
           <w:p>
@@ -4465,6 +3731,8 @@
               <w:jc w:val="center"/>
               <w:rPr>
                 <w:rFonts w:ascii="Book Antiqua" w:hAnsi="Book Antiqua"/>
+                <w:sz w:val="20"/>
+                <w:szCs w:val="20"/>
               </w:rPr>
             </w:pPr>
           </w:p>
@@ -4489,11 +3757,15 @@
               <w:jc w:val="center"/>
               <w:rPr>
                 <w:rFonts w:ascii="Book Antiqua" w:hAnsi="Book Antiqua"/>
+                <w:sz w:val="20"/>
+                <w:szCs w:val="20"/>
               </w:rPr>
             </w:pPr>
             <w:r>
               <w:rPr>
                 <w:rFonts w:ascii="Book Antiqua" w:hAnsi="Book Antiqua"/>
+                <w:sz w:val="20"/>
+                <w:szCs w:val="20"/>
               </w:rPr>
               <w:t>Total</w:t>
             </w:r>
@@ -4501,7 +3773,7 @@
         </w:tc>
         <w:tc>
           <w:tcPr>
-            <w:tcW w:w="1440" w:type="dxa"/>
+            <w:tcW w:w="1565" w:type="dxa"/>
             <w:gridSpan w:val="2"/>
             <w:tcBorders>
               <w:top w:val="single" w:sz="6" w:space="0" w:color="auto"/>
@@ -4514,11 +3786,15 @@
               <w:jc w:val="center"/>
               <w:rPr>
                 <w:rFonts w:ascii="Book Antiqua" w:hAnsi="Book Antiqua"/>
+                <w:sz w:val="20"/>
+                <w:szCs w:val="20"/>
               </w:rPr>
             </w:pPr>
             <w:r>
               <w:rPr>
                 <w:rFonts w:ascii="Book Antiqua" w:hAnsi="Book Antiqua"/>
+                <w:sz w:val="20"/>
+                <w:szCs w:val="20"/>
               </w:rPr>
               <w:t>328</w:t>
             </w:r>
@@ -4526,7 +3802,7 @@
         </w:tc>
         <w:tc>
           <w:tcPr>
-            <w:tcW w:w="5280" w:type="dxa"/>
+            <w:tcW w:w="5155" w:type="dxa"/>
             <w:vMerge/>
             <w:tcBorders>
               <w:bottom w:val="nil"/>
@@ -4537,6 +3813,8 @@
               <w:jc w:val="center"/>
               <w:rPr>
                 <w:rFonts w:ascii="Book Antiqua" w:hAnsi="Book Antiqua"/>
+                <w:sz w:val="20"/>
+                <w:szCs w:val="20"/>
               </w:rPr>
             </w:pPr>
           </w:p>
@@ -4552,953 +3830,12 @@
           <w:tab w:val="left" w:pos="425"/>
           <w:tab w:val="left" w:pos="720"/>
         </w:tabs>
-        <w:ind w:left="720" w:hanging="720"/>
+        <w:ind w:left="0"/>
         <w:jc w:val="both"/>
         <w:rPr>
           <w:rFonts w:ascii="Book Antiqua" w:hAnsi="Book Antiqua"/>
         </w:rPr>
       </w:pPr>
-    </w:p>
-    <w:p>
-      <w:pPr>
-        <w:pStyle w:val="Recuodecorpodetexto2"/>
-        <w:tabs>
-          <w:tab w:val="left" w:pos="360"/>
-          <w:tab w:val="left" w:pos="480"/>
-        </w:tabs>
-        <w:ind w:left="425" w:hanging="425"/>
-        <w:jc w:val="both"/>
-        <w:rPr>
-          <w:rFonts w:ascii="Book Antiqua" w:hAnsi="Book Antiqua"/>
-        </w:rPr>
-      </w:pPr>
-      <w:r>
-        <w:rPr>
-          <w:rFonts w:ascii="Book Antiqua" w:hAnsi="Book Antiqua"/>
-        </w:rPr>
-        <w:t>4</w:t>
-      </w:r>
-      <w:r>
-        <w:rPr>
-          <w:rFonts w:ascii="Book Antiqua" w:hAnsi="Book Antiqua"/>
-        </w:rPr>
-        <w:t>)</w:t>
-      </w:r>
-      <w:r>
-        <w:rPr>
-          <w:rFonts w:ascii="Book Antiqua" w:hAnsi="Book Antiqua"/>
-        </w:rPr>
-        <w:tab/>
-      </w:r>
-      <w:r>
-        <w:rPr>
-          <w:rFonts w:ascii="Book Antiqua" w:hAnsi="Book Antiqua"/>
-        </w:rPr>
-        <w:tab/>
-        <w:t xml:space="preserve">Em um ensaio para controle de carrapatos em 24 vacas, após aplicação de um produto, foram obtidos os seguintes números de carrapatos por vaca: </w:t>
-      </w:r>
-    </w:p>
-    <w:p>
-      <w:pPr>
-        <w:pStyle w:val="Recuodecorpodetexto2"/>
-        <w:tabs>
-          <w:tab w:val="left" w:pos="360"/>
-          <w:tab w:val="left" w:pos="480"/>
-        </w:tabs>
-        <w:ind w:left="425" w:hanging="425"/>
-        <w:jc w:val="both"/>
-        <w:rPr>
-          <w:rFonts w:ascii="Book Antiqua" w:hAnsi="Book Antiqua"/>
-        </w:rPr>
-      </w:pPr>
-      <w:r>
-        <w:rPr>
-          <w:rFonts w:ascii="Book Antiqua" w:hAnsi="Book Antiqua"/>
-        </w:rPr>
-        <w:t>X</w:t>
-      </w:r>
-      <w:proofErr w:type="gramStart"/>
-      <w:r>
-        <w:rPr>
-          <w:rFonts w:ascii="Book Antiqua" w:hAnsi="Book Antiqua"/>
-        </w:rPr>
-        <w:t>={</w:t>
-      </w:r>
-      <w:proofErr w:type="gramEnd"/>
-      <w:r>
-        <w:rPr>
-          <w:rFonts w:ascii="Book Antiqua" w:hAnsi="Book Antiqua"/>
-        </w:rPr>
-        <w:t>0, 2, 0, 0, 0, 0, 7, 3, 1, 0, 1, 1, 2, 0, 3, 4, 2, 1, 4, 0, 5, 4, 6, 3</w:t>
-      </w:r>
-      <w:r>
-        <w:rPr>
-          <w:rFonts w:ascii="Book Antiqua" w:hAnsi="Book Antiqua"/>
-        </w:rPr>
-        <w:t>}</w:t>
-      </w:r>
-    </w:p>
-    <w:p>
-      <w:pPr>
-        <w:pStyle w:val="Recuodecorpodetexto2"/>
-        <w:numPr>
-          <w:ilvl w:val="0"/>
-          <w:numId w:val="10"/>
-        </w:numPr>
-        <w:tabs>
-          <w:tab w:val="clear" w:pos="780"/>
-          <w:tab w:val="left" w:pos="360"/>
-          <w:tab w:val="left" w:pos="480"/>
-          <w:tab w:val="num" w:pos="720"/>
-        </w:tabs>
-        <w:spacing w:after="0" w:line="240" w:lineRule="auto"/>
-        <w:ind w:left="720" w:hanging="300"/>
-        <w:jc w:val="both"/>
-        <w:rPr>
-          <w:rFonts w:ascii="Book Antiqua" w:hAnsi="Book Antiqua"/>
-        </w:rPr>
-      </w:pPr>
-      <w:r>
-        <w:rPr>
-          <w:rFonts w:ascii="Book Antiqua" w:hAnsi="Book Antiqua"/>
-        </w:rPr>
-        <w:t xml:space="preserve">Construir uma distribuição de frequências </w:t>
-      </w:r>
-      <w:r>
-        <w:rPr>
-          <w:rFonts w:ascii="Book Antiqua" w:hAnsi="Book Antiqua"/>
-        </w:rPr>
-        <w:t>(</w:t>
-      </w:r>
-      <w:r>
-        <w:rPr>
-          <w:rFonts w:ascii="Book Antiqua" w:hAnsi="Book Antiqua"/>
-        </w:rPr>
-        <w:t xml:space="preserve">absoluta </w:t>
-      </w:r>
-      <w:r>
-        <w:rPr>
-          <w:rFonts w:ascii="Book Antiqua" w:hAnsi="Book Antiqua"/>
-        </w:rPr>
-        <w:t>ou</w:t>
-      </w:r>
-      <w:r>
-        <w:rPr>
-          <w:rFonts w:ascii="Book Antiqua" w:hAnsi="Book Antiqua"/>
-        </w:rPr>
-        <w:t xml:space="preserve"> relativa</w:t>
-      </w:r>
-      <w:r>
-        <w:rPr>
-          <w:rFonts w:ascii="Book Antiqua" w:hAnsi="Book Antiqua"/>
-        </w:rPr>
-        <w:t>)</w:t>
-      </w:r>
-      <w:r>
-        <w:rPr>
-          <w:rFonts w:ascii="Book Antiqua" w:hAnsi="Book Antiqua"/>
-        </w:rPr>
-        <w:t>, considerando as classes e representá-la por um gráfico de barras</w:t>
-      </w:r>
-      <w:r>
-        <w:rPr>
-          <w:rFonts w:ascii="Book Antiqua" w:hAnsi="Book Antiqua"/>
-        </w:rPr>
-        <w:t xml:space="preserve"> ou colunas</w:t>
-      </w:r>
-      <w:r>
-        <w:rPr>
-          <w:rFonts w:ascii="Book Antiqua" w:hAnsi="Book Antiqua"/>
-        </w:rPr>
-        <w:t>.</w:t>
-      </w:r>
-    </w:p>
-    <w:p>
-      <w:pPr>
-        <w:pStyle w:val="Recuodecorpodetexto2"/>
-        <w:numPr>
-          <w:ilvl w:val="0"/>
-          <w:numId w:val="10"/>
-        </w:numPr>
-        <w:tabs>
-          <w:tab w:val="clear" w:pos="780"/>
-          <w:tab w:val="left" w:pos="360"/>
-          <w:tab w:val="left" w:pos="480"/>
-          <w:tab w:val="num" w:pos="720"/>
-        </w:tabs>
-        <w:spacing w:after="0" w:line="240" w:lineRule="auto"/>
-        <w:ind w:left="720" w:hanging="300"/>
-        <w:jc w:val="both"/>
-        <w:rPr>
-          <w:rFonts w:ascii="Book Antiqua" w:hAnsi="Book Antiqua"/>
-        </w:rPr>
-      </w:pPr>
-      <w:r>
-        <w:rPr>
-          <w:rFonts w:ascii="Book Antiqua" w:hAnsi="Book Antiqua"/>
-        </w:rPr>
-        <w:t>Obter a média, mediana, moda, desvio padrão e</w:t>
-      </w:r>
-      <w:r>
-        <w:rPr>
-          <w:rFonts w:ascii="Book Antiqua" w:hAnsi="Book Antiqua"/>
-        </w:rPr>
-        <w:t xml:space="preserve"> o</w:t>
-      </w:r>
-      <w:r>
-        <w:rPr>
-          <w:rFonts w:ascii="Book Antiqua" w:hAnsi="Book Antiqua"/>
-        </w:rPr>
-        <w:t xml:space="preserve"> coeficiente de variação</w:t>
-      </w:r>
-      <w:r>
-        <w:rPr>
-          <w:rFonts w:ascii="Book Antiqua" w:hAnsi="Book Antiqua"/>
-        </w:rPr>
-        <w:t xml:space="preserve"> dessa variável</w:t>
-      </w:r>
-      <w:r>
-        <w:rPr>
-          <w:rFonts w:ascii="Book Antiqua" w:hAnsi="Book Antiqua"/>
-        </w:rPr>
-        <w:t>.</w:t>
-      </w:r>
-    </w:p>
-    <w:p>
-      <w:pPr>
-        <w:pStyle w:val="Recuodecorpodetexto2"/>
-        <w:numPr>
-          <w:ilvl w:val="0"/>
-          <w:numId w:val="10"/>
-        </w:numPr>
-        <w:tabs>
-          <w:tab w:val="clear" w:pos="780"/>
-          <w:tab w:val="left" w:pos="360"/>
-          <w:tab w:val="left" w:pos="480"/>
-          <w:tab w:val="num" w:pos="720"/>
-        </w:tabs>
-        <w:spacing w:after="0" w:line="240" w:lineRule="auto"/>
-        <w:ind w:left="720" w:hanging="300"/>
-        <w:jc w:val="both"/>
-        <w:rPr>
-          <w:rFonts w:ascii="Book Antiqua" w:hAnsi="Book Antiqua"/>
-        </w:rPr>
-      </w:pPr>
-      <w:r>
-        <w:rPr>
-          <w:rFonts w:ascii="Book Antiqua" w:hAnsi="Book Antiqua"/>
-        </w:rPr>
-        <w:t>Calcular a porcentagem de vacas com número de carrapatos abaixo da média.</w:t>
-      </w:r>
-    </w:p>
-    <w:p>
-      <w:pPr>
-        <w:tabs>
-          <w:tab w:val="left" w:pos="425"/>
-          <w:tab w:val="left" w:pos="480"/>
-        </w:tabs>
-        <w:rPr>
-          <w:rFonts w:ascii="Book Antiqua" w:hAnsi="Book Antiqua"/>
-        </w:rPr>
-      </w:pPr>
-    </w:p>
-    <w:p>
-      <w:pPr>
-        <w:tabs>
-          <w:tab w:val="left" w:pos="425"/>
-          <w:tab w:val="left" w:pos="480"/>
-        </w:tabs>
-        <w:rPr>
-          <w:rFonts w:ascii="Book Antiqua" w:hAnsi="Book Antiqua"/>
-        </w:rPr>
-      </w:pPr>
-      <w:r>
-        <w:rPr>
-          <w:rFonts w:ascii="Book Antiqua" w:hAnsi="Book Antiqua"/>
-        </w:rPr>
-        <w:t>5</w:t>
-      </w:r>
-      <w:r>
-        <w:rPr>
-          <w:rFonts w:ascii="Book Antiqua" w:hAnsi="Book Antiqua"/>
-        </w:rPr>
-        <w:t>)</w:t>
-      </w:r>
-      <w:r>
-        <w:rPr>
-          <w:rFonts w:ascii="Book Antiqua" w:hAnsi="Book Antiqua"/>
-        </w:rPr>
-        <w:tab/>
-        <w:t>Considere os pesos ao nascer e ao desmame de 10 bezerros Guzerá:</w:t>
-      </w:r>
-    </w:p>
-    <w:tbl>
-      <w:tblPr>
-        <w:tblW w:w="9075" w:type="dxa"/>
-        <w:tblInd w:w="497" w:type="dxa"/>
-        <w:tblLayout w:type="fixed"/>
-        <w:tblCellMar>
-          <w:left w:w="71" w:type="dxa"/>
-          <w:right w:w="71" w:type="dxa"/>
-        </w:tblCellMar>
-        <w:tblLook w:val="0000" w:firstRow="0" w:lastRow="0" w:firstColumn="0" w:lastColumn="0" w:noHBand="0" w:noVBand="0"/>
-      </w:tblPr>
-      <w:tblGrid>
-        <w:gridCol w:w="2934"/>
-        <w:gridCol w:w="1063"/>
-        <w:gridCol w:w="595"/>
-        <w:gridCol w:w="595"/>
-        <w:gridCol w:w="596"/>
-        <w:gridCol w:w="595"/>
-        <w:gridCol w:w="595"/>
-        <w:gridCol w:w="596"/>
-        <w:gridCol w:w="502"/>
-        <w:gridCol w:w="502"/>
-        <w:gridCol w:w="502"/>
-      </w:tblGrid>
-      <w:tr>
-        <w:tc>
-          <w:tcPr>
-            <w:tcW w:w="2934" w:type="dxa"/>
-            <w:tcBorders>
-              <w:top w:val="single" w:sz="6" w:space="0" w:color="auto"/>
-            </w:tcBorders>
-          </w:tcPr>
-          <w:p>
-            <w:pPr>
-              <w:spacing w:before="40"/>
-              <w:rPr>
-                <w:rFonts w:ascii="Book Antiqua" w:hAnsi="Book Antiqua"/>
-                <w:sz w:val="20"/>
-                <w:szCs w:val="20"/>
-              </w:rPr>
-            </w:pPr>
-            <w:r>
-              <w:rPr>
-                <w:rFonts w:ascii="Book Antiqua" w:hAnsi="Book Antiqua"/>
-                <w:sz w:val="20"/>
-                <w:szCs w:val="20"/>
-              </w:rPr>
-              <w:t xml:space="preserve"> X = Peso ao nascer (kg)</w:t>
-            </w:r>
-          </w:p>
-        </w:tc>
-        <w:tc>
-          <w:tcPr>
-            <w:tcW w:w="1063" w:type="dxa"/>
-            <w:tcBorders>
-              <w:top w:val="single" w:sz="6" w:space="0" w:color="auto"/>
-            </w:tcBorders>
-          </w:tcPr>
-          <w:p>
-            <w:pPr>
-              <w:spacing w:before="40"/>
-              <w:jc w:val="center"/>
-              <w:rPr>
-                <w:rFonts w:ascii="Book Antiqua" w:hAnsi="Book Antiqua"/>
-                <w:sz w:val="20"/>
-                <w:szCs w:val="20"/>
-              </w:rPr>
-            </w:pPr>
-            <w:r>
-              <w:rPr>
-                <w:rFonts w:ascii="Book Antiqua" w:hAnsi="Book Antiqua"/>
-                <w:sz w:val="20"/>
-                <w:szCs w:val="20"/>
-              </w:rPr>
-              <w:t>26</w:t>
-            </w:r>
-          </w:p>
-        </w:tc>
-        <w:tc>
-          <w:tcPr>
-            <w:tcW w:w="595" w:type="dxa"/>
-            <w:tcBorders>
-              <w:top w:val="single" w:sz="6" w:space="0" w:color="auto"/>
-            </w:tcBorders>
-          </w:tcPr>
-          <w:p>
-            <w:pPr>
-              <w:spacing w:before="40"/>
-              <w:jc w:val="center"/>
-              <w:rPr>
-                <w:rFonts w:ascii="Book Antiqua" w:hAnsi="Book Antiqua"/>
-                <w:sz w:val="20"/>
-                <w:szCs w:val="20"/>
-              </w:rPr>
-            </w:pPr>
-            <w:r>
-              <w:rPr>
-                <w:rFonts w:ascii="Book Antiqua" w:hAnsi="Book Antiqua"/>
-                <w:sz w:val="20"/>
-                <w:szCs w:val="20"/>
-              </w:rPr>
-              <w:t>27</w:t>
-            </w:r>
-          </w:p>
-        </w:tc>
-        <w:tc>
-          <w:tcPr>
-            <w:tcW w:w="595" w:type="dxa"/>
-            <w:tcBorders>
-              <w:top w:val="single" w:sz="6" w:space="0" w:color="auto"/>
-            </w:tcBorders>
-          </w:tcPr>
-          <w:p>
-            <w:pPr>
-              <w:spacing w:before="40"/>
-              <w:jc w:val="center"/>
-              <w:rPr>
-                <w:rFonts w:ascii="Book Antiqua" w:hAnsi="Book Antiqua"/>
-                <w:sz w:val="20"/>
-                <w:szCs w:val="20"/>
-              </w:rPr>
-            </w:pPr>
-            <w:r>
-              <w:rPr>
-                <w:rFonts w:ascii="Book Antiqua" w:hAnsi="Book Antiqua"/>
-                <w:sz w:val="20"/>
-                <w:szCs w:val="20"/>
-              </w:rPr>
-              <w:t>27</w:t>
-            </w:r>
-          </w:p>
-        </w:tc>
-        <w:tc>
-          <w:tcPr>
-            <w:tcW w:w="596" w:type="dxa"/>
-            <w:tcBorders>
-              <w:top w:val="single" w:sz="6" w:space="0" w:color="auto"/>
-            </w:tcBorders>
-          </w:tcPr>
-          <w:p>
-            <w:pPr>
-              <w:spacing w:before="40"/>
-              <w:jc w:val="center"/>
-              <w:rPr>
-                <w:rFonts w:ascii="Book Antiqua" w:hAnsi="Book Antiqua"/>
-                <w:sz w:val="20"/>
-                <w:szCs w:val="20"/>
-              </w:rPr>
-            </w:pPr>
-            <w:r>
-              <w:rPr>
-                <w:rFonts w:ascii="Book Antiqua" w:hAnsi="Book Antiqua"/>
-                <w:sz w:val="20"/>
-                <w:szCs w:val="20"/>
-              </w:rPr>
-              <w:t>29</w:t>
-            </w:r>
-          </w:p>
-        </w:tc>
-        <w:tc>
-          <w:tcPr>
-            <w:tcW w:w="595" w:type="dxa"/>
-            <w:tcBorders>
-              <w:top w:val="single" w:sz="6" w:space="0" w:color="auto"/>
-            </w:tcBorders>
-          </w:tcPr>
-          <w:p>
-            <w:pPr>
-              <w:spacing w:before="40"/>
-              <w:jc w:val="center"/>
-              <w:rPr>
-                <w:rFonts w:ascii="Book Antiqua" w:hAnsi="Book Antiqua"/>
-                <w:sz w:val="20"/>
-                <w:szCs w:val="20"/>
-              </w:rPr>
-            </w:pPr>
-            <w:r>
-              <w:rPr>
-                <w:rFonts w:ascii="Book Antiqua" w:hAnsi="Book Antiqua"/>
-                <w:sz w:val="20"/>
-                <w:szCs w:val="20"/>
-              </w:rPr>
-              <w:t>26</w:t>
-            </w:r>
-          </w:p>
-        </w:tc>
-        <w:tc>
-          <w:tcPr>
-            <w:tcW w:w="595" w:type="dxa"/>
-            <w:tcBorders>
-              <w:top w:val="single" w:sz="6" w:space="0" w:color="auto"/>
-            </w:tcBorders>
-          </w:tcPr>
-          <w:p>
-            <w:pPr>
-              <w:spacing w:before="40"/>
-              <w:jc w:val="center"/>
-              <w:rPr>
-                <w:rFonts w:ascii="Book Antiqua" w:hAnsi="Book Antiqua"/>
-                <w:sz w:val="20"/>
-                <w:szCs w:val="20"/>
-              </w:rPr>
-            </w:pPr>
-            <w:r>
-              <w:rPr>
-                <w:rFonts w:ascii="Book Antiqua" w:hAnsi="Book Antiqua"/>
-                <w:sz w:val="20"/>
-                <w:szCs w:val="20"/>
-              </w:rPr>
-              <w:t>24</w:t>
-            </w:r>
-          </w:p>
-        </w:tc>
-        <w:tc>
-          <w:tcPr>
-            <w:tcW w:w="596" w:type="dxa"/>
-            <w:tcBorders>
-              <w:top w:val="single" w:sz="6" w:space="0" w:color="auto"/>
-            </w:tcBorders>
-          </w:tcPr>
-          <w:p>
-            <w:pPr>
-              <w:spacing w:before="40"/>
-              <w:jc w:val="center"/>
-              <w:rPr>
-                <w:rFonts w:ascii="Book Antiqua" w:hAnsi="Book Antiqua"/>
-                <w:sz w:val="20"/>
-                <w:szCs w:val="20"/>
-              </w:rPr>
-            </w:pPr>
-            <w:r>
-              <w:rPr>
-                <w:rFonts w:ascii="Book Antiqua" w:hAnsi="Book Antiqua"/>
-                <w:sz w:val="20"/>
-                <w:szCs w:val="20"/>
-              </w:rPr>
-              <w:t>27</w:t>
-            </w:r>
-          </w:p>
-        </w:tc>
-        <w:tc>
-          <w:tcPr>
-            <w:tcW w:w="502" w:type="dxa"/>
-            <w:tcBorders>
-              <w:top w:val="single" w:sz="6" w:space="0" w:color="auto"/>
-            </w:tcBorders>
-          </w:tcPr>
-          <w:p>
-            <w:pPr>
-              <w:spacing w:before="40"/>
-              <w:jc w:val="center"/>
-              <w:rPr>
-                <w:rFonts w:ascii="Book Antiqua" w:hAnsi="Book Antiqua"/>
-                <w:sz w:val="20"/>
-                <w:szCs w:val="20"/>
-              </w:rPr>
-            </w:pPr>
-            <w:r>
-              <w:rPr>
-                <w:rFonts w:ascii="Book Antiqua" w:hAnsi="Book Antiqua"/>
-                <w:sz w:val="20"/>
-                <w:szCs w:val="20"/>
-              </w:rPr>
-              <w:t>29</w:t>
-            </w:r>
-          </w:p>
-        </w:tc>
-        <w:tc>
-          <w:tcPr>
-            <w:tcW w:w="502" w:type="dxa"/>
-            <w:tcBorders>
-              <w:top w:val="single" w:sz="6" w:space="0" w:color="auto"/>
-            </w:tcBorders>
-          </w:tcPr>
-          <w:p>
-            <w:pPr>
-              <w:spacing w:before="40"/>
-              <w:jc w:val="center"/>
-              <w:rPr>
-                <w:rFonts w:ascii="Book Antiqua" w:hAnsi="Book Antiqua"/>
-                <w:sz w:val="20"/>
-                <w:szCs w:val="20"/>
-              </w:rPr>
-            </w:pPr>
-            <w:r>
-              <w:rPr>
-                <w:rFonts w:ascii="Book Antiqua" w:hAnsi="Book Antiqua"/>
-                <w:sz w:val="20"/>
-                <w:szCs w:val="20"/>
-              </w:rPr>
-              <w:t>28</w:t>
-            </w:r>
-          </w:p>
-        </w:tc>
-        <w:tc>
-          <w:tcPr>
-            <w:tcW w:w="502" w:type="dxa"/>
-            <w:tcBorders>
-              <w:top w:val="single" w:sz="6" w:space="0" w:color="auto"/>
-            </w:tcBorders>
-          </w:tcPr>
-          <w:p>
-            <w:pPr>
-              <w:spacing w:before="40"/>
-              <w:jc w:val="center"/>
-              <w:rPr>
-                <w:rFonts w:ascii="Book Antiqua" w:hAnsi="Book Antiqua"/>
-                <w:sz w:val="20"/>
-                <w:szCs w:val="20"/>
-              </w:rPr>
-            </w:pPr>
-            <w:r>
-              <w:rPr>
-                <w:rFonts w:ascii="Book Antiqua" w:hAnsi="Book Antiqua"/>
-                <w:sz w:val="20"/>
-                <w:szCs w:val="20"/>
-              </w:rPr>
-              <w:t>25</w:t>
-            </w:r>
-          </w:p>
-        </w:tc>
-      </w:tr>
-      <w:tr>
-        <w:tc>
-          <w:tcPr>
-            <w:tcW w:w="2934" w:type="dxa"/>
-            <w:tcBorders>
-              <w:top w:val="single" w:sz="6" w:space="0" w:color="auto"/>
-              <w:bottom w:val="single" w:sz="6" w:space="0" w:color="auto"/>
-            </w:tcBorders>
-          </w:tcPr>
-          <w:p>
-            <w:pPr>
-              <w:spacing w:before="40"/>
-              <w:rPr>
-                <w:rFonts w:ascii="Book Antiqua" w:hAnsi="Book Antiqua"/>
-                <w:sz w:val="20"/>
-                <w:szCs w:val="20"/>
-              </w:rPr>
-            </w:pPr>
-            <w:r>
-              <w:rPr>
-                <w:rFonts w:ascii="Book Antiqua" w:hAnsi="Book Antiqua"/>
-                <w:sz w:val="20"/>
-                <w:szCs w:val="20"/>
-              </w:rPr>
-              <w:t xml:space="preserve"> Y = Peso ao desmame (kg)</w:t>
-            </w:r>
-          </w:p>
-        </w:tc>
-        <w:tc>
-          <w:tcPr>
-            <w:tcW w:w="1063" w:type="dxa"/>
-            <w:tcBorders>
-              <w:top w:val="single" w:sz="6" w:space="0" w:color="auto"/>
-              <w:bottom w:val="single" w:sz="6" w:space="0" w:color="auto"/>
-            </w:tcBorders>
-          </w:tcPr>
-          <w:p>
-            <w:pPr>
-              <w:spacing w:before="40"/>
-              <w:jc w:val="center"/>
-              <w:rPr>
-                <w:rFonts w:ascii="Book Antiqua" w:hAnsi="Book Antiqua"/>
-                <w:sz w:val="20"/>
-                <w:szCs w:val="20"/>
-              </w:rPr>
-            </w:pPr>
-            <w:r>
-              <w:rPr>
-                <w:rFonts w:ascii="Book Antiqua" w:hAnsi="Book Antiqua"/>
-                <w:sz w:val="20"/>
-                <w:szCs w:val="20"/>
-              </w:rPr>
-              <w:t>49</w:t>
-            </w:r>
-          </w:p>
-        </w:tc>
-        <w:tc>
-          <w:tcPr>
-            <w:tcW w:w="595" w:type="dxa"/>
-            <w:tcBorders>
-              <w:top w:val="single" w:sz="6" w:space="0" w:color="auto"/>
-              <w:bottom w:val="single" w:sz="6" w:space="0" w:color="auto"/>
-            </w:tcBorders>
-          </w:tcPr>
-          <w:p>
-            <w:pPr>
-              <w:spacing w:before="40"/>
-              <w:jc w:val="center"/>
-              <w:rPr>
-                <w:rFonts w:ascii="Book Antiqua" w:hAnsi="Book Antiqua"/>
-                <w:sz w:val="20"/>
-                <w:szCs w:val="20"/>
-              </w:rPr>
-            </w:pPr>
-            <w:r>
-              <w:rPr>
-                <w:rFonts w:ascii="Book Antiqua" w:hAnsi="Book Antiqua"/>
-                <w:sz w:val="20"/>
-                <w:szCs w:val="20"/>
-              </w:rPr>
-              <w:t>50</w:t>
-            </w:r>
-          </w:p>
-        </w:tc>
-        <w:tc>
-          <w:tcPr>
-            <w:tcW w:w="595" w:type="dxa"/>
-            <w:tcBorders>
-              <w:top w:val="single" w:sz="6" w:space="0" w:color="auto"/>
-              <w:bottom w:val="single" w:sz="6" w:space="0" w:color="auto"/>
-            </w:tcBorders>
-          </w:tcPr>
-          <w:p>
-            <w:pPr>
-              <w:spacing w:before="40"/>
-              <w:jc w:val="center"/>
-              <w:rPr>
-                <w:rFonts w:ascii="Book Antiqua" w:hAnsi="Book Antiqua"/>
-                <w:sz w:val="20"/>
-                <w:szCs w:val="20"/>
-              </w:rPr>
-            </w:pPr>
-            <w:r>
-              <w:rPr>
-                <w:rFonts w:ascii="Book Antiqua" w:hAnsi="Book Antiqua"/>
-                <w:sz w:val="20"/>
-                <w:szCs w:val="20"/>
-              </w:rPr>
-              <w:t>50</w:t>
-            </w:r>
-          </w:p>
-        </w:tc>
-        <w:tc>
-          <w:tcPr>
-            <w:tcW w:w="596" w:type="dxa"/>
-            <w:tcBorders>
-              <w:top w:val="single" w:sz="6" w:space="0" w:color="auto"/>
-              <w:bottom w:val="single" w:sz="6" w:space="0" w:color="auto"/>
-            </w:tcBorders>
-          </w:tcPr>
-          <w:p>
-            <w:pPr>
-              <w:spacing w:before="40"/>
-              <w:jc w:val="center"/>
-              <w:rPr>
-                <w:rFonts w:ascii="Book Antiqua" w:hAnsi="Book Antiqua"/>
-                <w:sz w:val="20"/>
-                <w:szCs w:val="20"/>
-              </w:rPr>
-            </w:pPr>
-            <w:r>
-              <w:rPr>
-                <w:rFonts w:ascii="Book Antiqua" w:hAnsi="Book Antiqua"/>
-                <w:sz w:val="20"/>
-                <w:szCs w:val="20"/>
-              </w:rPr>
-              <w:t>52</w:t>
-            </w:r>
-          </w:p>
-        </w:tc>
-        <w:tc>
-          <w:tcPr>
-            <w:tcW w:w="595" w:type="dxa"/>
-            <w:tcBorders>
-              <w:top w:val="single" w:sz="6" w:space="0" w:color="auto"/>
-              <w:bottom w:val="single" w:sz="6" w:space="0" w:color="auto"/>
-            </w:tcBorders>
-          </w:tcPr>
-          <w:p>
-            <w:pPr>
-              <w:spacing w:before="40"/>
-              <w:jc w:val="center"/>
-              <w:rPr>
-                <w:rFonts w:ascii="Book Antiqua" w:hAnsi="Book Antiqua"/>
-                <w:sz w:val="20"/>
-                <w:szCs w:val="20"/>
-              </w:rPr>
-            </w:pPr>
-            <w:r>
-              <w:rPr>
-                <w:rFonts w:ascii="Book Antiqua" w:hAnsi="Book Antiqua"/>
-                <w:sz w:val="20"/>
-                <w:szCs w:val="20"/>
-              </w:rPr>
-              <w:t>50</w:t>
-            </w:r>
-          </w:p>
-        </w:tc>
-        <w:tc>
-          <w:tcPr>
-            <w:tcW w:w="595" w:type="dxa"/>
-            <w:tcBorders>
-              <w:top w:val="single" w:sz="6" w:space="0" w:color="auto"/>
-              <w:bottom w:val="single" w:sz="6" w:space="0" w:color="auto"/>
-            </w:tcBorders>
-          </w:tcPr>
-          <w:p>
-            <w:pPr>
-              <w:spacing w:before="40"/>
-              <w:jc w:val="center"/>
-              <w:rPr>
-                <w:rFonts w:ascii="Book Antiqua" w:hAnsi="Book Antiqua"/>
-                <w:sz w:val="20"/>
-                <w:szCs w:val="20"/>
-              </w:rPr>
-            </w:pPr>
-            <w:r>
-              <w:rPr>
-                <w:rFonts w:ascii="Book Antiqua" w:hAnsi="Book Antiqua"/>
-                <w:sz w:val="20"/>
-                <w:szCs w:val="20"/>
-              </w:rPr>
-              <w:t>45</w:t>
-            </w:r>
-          </w:p>
-        </w:tc>
-        <w:tc>
-          <w:tcPr>
-            <w:tcW w:w="596" w:type="dxa"/>
-            <w:tcBorders>
-              <w:top w:val="single" w:sz="6" w:space="0" w:color="auto"/>
-              <w:bottom w:val="single" w:sz="6" w:space="0" w:color="auto"/>
-            </w:tcBorders>
-          </w:tcPr>
-          <w:p>
-            <w:pPr>
-              <w:spacing w:before="40"/>
-              <w:jc w:val="center"/>
-              <w:rPr>
-                <w:rFonts w:ascii="Book Antiqua" w:hAnsi="Book Antiqua"/>
-                <w:sz w:val="20"/>
-                <w:szCs w:val="20"/>
-              </w:rPr>
-            </w:pPr>
-            <w:r>
-              <w:rPr>
-                <w:rFonts w:ascii="Book Antiqua" w:hAnsi="Book Antiqua"/>
-                <w:sz w:val="20"/>
-                <w:szCs w:val="20"/>
-              </w:rPr>
-              <w:t>49</w:t>
-            </w:r>
-          </w:p>
-        </w:tc>
-        <w:tc>
-          <w:tcPr>
-            <w:tcW w:w="502" w:type="dxa"/>
-            <w:tcBorders>
-              <w:top w:val="single" w:sz="6" w:space="0" w:color="auto"/>
-              <w:bottom w:val="single" w:sz="6" w:space="0" w:color="auto"/>
-            </w:tcBorders>
-          </w:tcPr>
-          <w:p>
-            <w:pPr>
-              <w:spacing w:before="40"/>
-              <w:jc w:val="center"/>
-              <w:rPr>
-                <w:rFonts w:ascii="Book Antiqua" w:hAnsi="Book Antiqua"/>
-                <w:sz w:val="20"/>
-                <w:szCs w:val="20"/>
-              </w:rPr>
-            </w:pPr>
-            <w:r>
-              <w:rPr>
-                <w:rFonts w:ascii="Book Antiqua" w:hAnsi="Book Antiqua"/>
-                <w:sz w:val="20"/>
-                <w:szCs w:val="20"/>
-              </w:rPr>
-              <w:t>53</w:t>
-            </w:r>
-          </w:p>
-        </w:tc>
-        <w:tc>
-          <w:tcPr>
-            <w:tcW w:w="502" w:type="dxa"/>
-            <w:tcBorders>
-              <w:top w:val="single" w:sz="6" w:space="0" w:color="auto"/>
-              <w:bottom w:val="single" w:sz="6" w:space="0" w:color="auto"/>
-            </w:tcBorders>
-          </w:tcPr>
-          <w:p>
-            <w:pPr>
-              <w:spacing w:before="40"/>
-              <w:jc w:val="center"/>
-              <w:rPr>
-                <w:rFonts w:ascii="Book Antiqua" w:hAnsi="Book Antiqua"/>
-                <w:sz w:val="20"/>
-                <w:szCs w:val="20"/>
-              </w:rPr>
-            </w:pPr>
-            <w:r>
-              <w:rPr>
-                <w:rFonts w:ascii="Book Antiqua" w:hAnsi="Book Antiqua"/>
-                <w:sz w:val="20"/>
-                <w:szCs w:val="20"/>
-              </w:rPr>
-              <w:t>52</w:t>
-            </w:r>
-          </w:p>
-        </w:tc>
-        <w:tc>
-          <w:tcPr>
-            <w:tcW w:w="502" w:type="dxa"/>
-            <w:tcBorders>
-              <w:top w:val="single" w:sz="6" w:space="0" w:color="auto"/>
-              <w:bottom w:val="single" w:sz="6" w:space="0" w:color="auto"/>
-            </w:tcBorders>
-          </w:tcPr>
-          <w:p>
-            <w:pPr>
-              <w:spacing w:before="40"/>
-              <w:jc w:val="center"/>
-              <w:rPr>
-                <w:rFonts w:ascii="Book Antiqua" w:hAnsi="Book Antiqua"/>
-                <w:sz w:val="20"/>
-                <w:szCs w:val="20"/>
-              </w:rPr>
-            </w:pPr>
-            <w:r>
-              <w:rPr>
-                <w:rFonts w:ascii="Book Antiqua" w:hAnsi="Book Antiqua"/>
-                <w:sz w:val="20"/>
-                <w:szCs w:val="20"/>
-              </w:rPr>
-              <w:t>47</w:t>
-            </w:r>
-          </w:p>
-        </w:tc>
-      </w:tr>
-    </w:tbl>
-    <w:p>
-      <w:pPr>
-        <w:pStyle w:val="Recuodecorpodetexto3"/>
-        <w:tabs>
-          <w:tab w:val="left" w:pos="425"/>
-        </w:tabs>
-        <w:spacing w:before="60"/>
-        <w:ind w:left="425" w:hanging="425"/>
-        <w:rPr>
-          <w:rFonts w:ascii="Book Antiqua" w:hAnsi="Book Antiqua"/>
-          <w:szCs w:val="24"/>
-        </w:rPr>
-      </w:pPr>
-      <w:r>
-        <w:rPr>
-          <w:rFonts w:ascii="Book Antiqua" w:hAnsi="Book Antiqua"/>
-          <w:szCs w:val="24"/>
-        </w:rPr>
-        <w:tab/>
-        <w:t xml:space="preserve">Calcule a média, mediana, moda, desvio padrão e coeficiente de variação de cada uma das </w:t>
-      </w:r>
-      <w:r>
-        <w:rPr>
-          <w:rFonts w:ascii="Book Antiqua" w:hAnsi="Book Antiqua"/>
-          <w:szCs w:val="24"/>
-        </w:rPr>
-        <w:t>variáveis</w:t>
-      </w:r>
-      <w:r>
-        <w:rPr>
-          <w:rFonts w:ascii="Book Antiqua" w:hAnsi="Book Antiqua"/>
-          <w:szCs w:val="24"/>
-        </w:rPr>
-        <w:t>. Dentre elas, qual a que se apresenta relativamente mais estável?</w:t>
-      </w:r>
     </w:p>
     <w:sectPr>
       <w:pgSz w:w="11907" w:h="16840" w:code="9"/>
